--- a/docs/Thought process.docx
+++ b/docs/Thought process.docx
@@ -44,13 +44,8 @@
         <w:jc w:val="left"/>
       </w:pPr>
       <w:r>
-        <w:t xml:space="preserve">Hybrid work model: 3 days office, 2 </w:t>
-      </w:r>
-      <w:proofErr w:type="gramStart"/>
-      <w:r>
-        <w:t>remote</w:t>
-      </w:r>
-      <w:proofErr w:type="gramEnd"/>
+        <w:t>Hybrid work model: 3 days office, 2 remote</w:t>
+      </w:r>
     </w:p>
     <w:p>
       <w:pPr>
@@ -179,43 +174,41 @@
         </w:numPr>
         <w:jc w:val="left"/>
       </w:pPr>
-      <w:proofErr w:type="spellStart"/>
-      <w:r>
-        <w:t>Logining</w:t>
-      </w:r>
-      <w:proofErr w:type="spellEnd"/>
-      <w:r>
-        <w:t xml:space="preserve"> in required, the account of the </w:t>
-      </w:r>
-      <w:proofErr w:type="spellStart"/>
-      <w:r>
-        <w:t>the</w:t>
-      </w:r>
-      <w:proofErr w:type="spellEnd"/>
-      <w:r>
-        <w:t xml:space="preserve"> new employee is created by the </w:t>
-      </w:r>
-      <w:proofErr w:type="spellStart"/>
-      <w:r>
-        <w:t>hr</w:t>
-      </w:r>
-      <w:proofErr w:type="spellEnd"/>
-      <w:r>
-        <w:t xml:space="preserve"> person and then the employee can change the password. The </w:t>
-      </w:r>
-      <w:proofErr w:type="spellStart"/>
-      <w:r>
-        <w:t>hr</w:t>
-      </w:r>
-      <w:proofErr w:type="spellEnd"/>
-      <w:r>
-        <w:t xml:space="preserve"> person is the only one that can do this. Based on your department you have </w:t>
-      </w:r>
-      <w:proofErr w:type="gramStart"/>
-      <w:r>
-        <w:t>permissions</w:t>
-      </w:r>
-      <w:proofErr w:type="gramEnd"/>
+      <w:r>
+        <w:t>Logining in required, the account of the the new employee is created by the hr person and then the employee can change the password. The hr person is the only one that can do this. Based on your department you have permissions.</w:t>
+      </w:r>
+    </w:p>
+    <w:p>
+      <w:pPr>
+        <w:pStyle w:val="ListParagraph"/>
+        <w:numPr>
+          <w:ilvl w:val="0"/>
+          <w:numId w:val="2"/>
+        </w:numPr>
+        <w:jc w:val="left"/>
+      </w:pPr>
+      <w:r>
+        <w:t>There is a main feed with announcements posted by the hr person or the boss, the others can comment/ react.</w:t>
+      </w:r>
+    </w:p>
+    <w:p>
+      <w:pPr>
+        <w:pStyle w:val="ListParagraph"/>
+        <w:numPr>
+          <w:ilvl w:val="0"/>
+          <w:numId w:val="2"/>
+        </w:numPr>
+        <w:jc w:val="left"/>
+      </w:pPr>
+      <w:r>
+        <w:t>Each user has a calendar page where he has all the events/ meetings he confirmed is going to attend.</w:t>
+      </w:r>
+      <w:r>
+        <w:t>+ the days he is planning to go to office and the days staying at home.</w:t>
+      </w:r>
+      <w:r>
+        <w:t xml:space="preserve"> All the data here is work related. This calendar page can be accessed by other colleagues to check you availability, there they can book/request a meeting with you</w:t>
+      </w:r>
       <w:r>
         <w:t>.</w:t>
       </w:r>
@@ -230,15 +223,7 @@
         <w:jc w:val="left"/>
       </w:pPr>
       <w:r>
-        <w:t xml:space="preserve">There is a main feed with announcements posted by the </w:t>
-      </w:r>
-      <w:proofErr w:type="spellStart"/>
-      <w:r>
-        <w:t>hr</w:t>
-      </w:r>
-      <w:proofErr w:type="spellEnd"/>
-      <w:r>
-        <w:t xml:space="preserve"> person or the boss, the others can comment/ react.</w:t>
+        <w:t>Assumption1: the new employee has not signed the appropriate paperwork yet. Assumption2: the credentials for this app are sent in the See you Monday! Email. So the new employee logs in changes the password. For each user but especially for the new employee there is a profile page with your info the link to the appropriate department on slack(assuming that is how slack is used I have never used it) and a list of required documents to upload or to complete. The user submits.</w:t>
       </w:r>
     </w:p>
     <w:p>
@@ -251,106 +236,7 @@
         <w:jc w:val="left"/>
       </w:pPr>
       <w:r>
-        <w:t xml:space="preserve">Each user has a calendar page where he has all the events/ meetings he confirmed is going to </w:t>
-      </w:r>
-      <w:proofErr w:type="gramStart"/>
-      <w:r>
-        <w:t>attend.</w:t>
-      </w:r>
-      <w:r>
-        <w:t>+</w:t>
-      </w:r>
-      <w:proofErr w:type="gramEnd"/>
-      <w:r>
-        <w:t xml:space="preserve"> the days he is planning to go to office and the days staying at home.</w:t>
-      </w:r>
-      <w:r>
-        <w:t xml:space="preserve"> All the data here is work related. This calendar page can be accessed by other colleagues to check </w:t>
-      </w:r>
-      <w:proofErr w:type="gramStart"/>
-      <w:r>
-        <w:t>you</w:t>
-      </w:r>
-      <w:proofErr w:type="gramEnd"/>
-      <w:r>
-        <w:t xml:space="preserve"> availability, there they can book/request a meeting with you</w:t>
-      </w:r>
-      <w:r>
-        <w:t>.</w:t>
-      </w:r>
-    </w:p>
-    <w:p>
-      <w:pPr>
-        <w:pStyle w:val="ListParagraph"/>
-        <w:numPr>
-          <w:ilvl w:val="0"/>
-          <w:numId w:val="2"/>
-        </w:numPr>
-        <w:jc w:val="left"/>
-      </w:pPr>
-      <w:r>
-        <w:t xml:space="preserve">Assumption1: the new employee has not signed the appropriate paperwork yet. Assumption2: the credentials for this app are sent in </w:t>
-      </w:r>
-      <w:proofErr w:type="gramStart"/>
-      <w:r>
-        <w:t>the See</w:t>
-      </w:r>
-      <w:proofErr w:type="gramEnd"/>
-      <w:r>
-        <w:t xml:space="preserve"> you Monday! Email. </w:t>
-      </w:r>
-      <w:proofErr w:type="gramStart"/>
-      <w:r>
-        <w:t>So</w:t>
-      </w:r>
-      <w:proofErr w:type="gramEnd"/>
-      <w:r>
-        <w:t xml:space="preserve"> the new employee logs in </w:t>
-      </w:r>
-      <w:proofErr w:type="gramStart"/>
-      <w:r>
-        <w:t>changes</w:t>
-      </w:r>
-      <w:proofErr w:type="gramEnd"/>
-      <w:r>
-        <w:t xml:space="preserve"> the password. For each user but especially for the new employee there is a profile page with your info the link to the appropriate department on </w:t>
-      </w:r>
-      <w:proofErr w:type="gramStart"/>
-      <w:r>
-        <w:t>slack(</w:t>
-      </w:r>
-      <w:proofErr w:type="gramEnd"/>
-      <w:r>
-        <w:t>assuming that is how slack is used I have never used it) and a list of required documents to upload or to complete. The user submits.</w:t>
-      </w:r>
-    </w:p>
-    <w:p>
-      <w:pPr>
-        <w:pStyle w:val="ListParagraph"/>
-        <w:numPr>
-          <w:ilvl w:val="0"/>
-          <w:numId w:val="2"/>
-        </w:numPr>
-        <w:jc w:val="left"/>
-      </w:pPr>
-      <w:r>
-        <w:t xml:space="preserve">The </w:t>
-      </w:r>
-      <w:proofErr w:type="spellStart"/>
-      <w:r>
-        <w:t>hr</w:t>
-      </w:r>
-      <w:proofErr w:type="spellEnd"/>
-      <w:r>
-        <w:t xml:space="preserve"> person has a page with a list of all employees and when one is selected the document </w:t>
-      </w:r>
-      <w:proofErr w:type="gramStart"/>
-      <w:r>
-        <w:t>are</w:t>
-      </w:r>
-      <w:proofErr w:type="gramEnd"/>
-      <w:r>
-        <w:t xml:space="preserve"> there.</w:t>
+        <w:t>The hr person has a page with a list of all employees and when one is selected the document are there.</w:t>
       </w:r>
     </w:p>
     <w:p>
@@ -417,11 +303,1012 @@
         <w:jc w:val="left"/>
       </w:pPr>
       <w:r>
-        <w:t>HOME | CALENDAR | MY PROFILE</w:t>
-      </w:r>
-      <w:r>
-        <w:t xml:space="preserve"> | NEW EMPLOYEE | EMPLOYEES</w:t>
-      </w:r>
+        <w:t>HOME | CALENDAR | MY PROFILE | NEW EMPLOYEE | EMPLOYEES</w:t>
+      </w:r>
+    </w:p>
+    <w:p>
+      <w:pPr>
+        <w:jc w:val="left"/>
+      </w:pPr>
+    </w:p>
+    <w:p>
+      <w:pPr>
+        <w:jc w:val="left"/>
+      </w:pPr>
+      <w:r>
+        <w:lastRenderedPageBreak/>
+        <w:t>Tables:</w:t>
+      </w:r>
+    </w:p>
+    <w:p>
+      <w:pPr>
+        <w:jc w:val="left"/>
+      </w:pPr>
+    </w:p>
+    <w:p>
+      <w:pPr>
+        <w:jc w:val="left"/>
+      </w:pPr>
+      <w:r>
+        <w:t>Accounts</w:t>
+      </w:r>
+    </w:p>
+    <w:p>
+      <w:pPr>
+        <w:pStyle w:val="ListParagraph"/>
+        <w:numPr>
+          <w:ilvl w:val="0"/>
+          <w:numId w:val="4"/>
+        </w:numPr>
+        <w:jc w:val="left"/>
+      </w:pPr>
+      <w:r>
+        <w:t>Id</w:t>
+      </w:r>
+    </w:p>
+    <w:p>
+      <w:pPr>
+        <w:pStyle w:val="ListParagraph"/>
+        <w:numPr>
+          <w:ilvl w:val="0"/>
+          <w:numId w:val="4"/>
+        </w:numPr>
+        <w:jc w:val="left"/>
+      </w:pPr>
+      <w:r>
+        <w:t>Email</w:t>
+      </w:r>
+    </w:p>
+    <w:p>
+      <w:pPr>
+        <w:pStyle w:val="ListParagraph"/>
+        <w:numPr>
+          <w:ilvl w:val="0"/>
+          <w:numId w:val="4"/>
+        </w:numPr>
+        <w:jc w:val="left"/>
+      </w:pPr>
+      <w:r>
+        <w:t>First Name</w:t>
+      </w:r>
+    </w:p>
+    <w:p>
+      <w:pPr>
+        <w:pStyle w:val="ListParagraph"/>
+        <w:numPr>
+          <w:ilvl w:val="0"/>
+          <w:numId w:val="4"/>
+        </w:numPr>
+        <w:jc w:val="left"/>
+      </w:pPr>
+      <w:r>
+        <w:t>Last Name</w:t>
+      </w:r>
+    </w:p>
+    <w:p>
+      <w:pPr>
+        <w:pStyle w:val="ListParagraph"/>
+        <w:numPr>
+          <w:ilvl w:val="0"/>
+          <w:numId w:val="4"/>
+        </w:numPr>
+        <w:jc w:val="left"/>
+      </w:pPr>
+      <w:r>
+        <w:t>Password</w:t>
+      </w:r>
+    </w:p>
+    <w:p>
+      <w:pPr>
+        <w:pStyle w:val="ListParagraph"/>
+        <w:numPr>
+          <w:ilvl w:val="0"/>
+          <w:numId w:val="4"/>
+        </w:numPr>
+        <w:jc w:val="left"/>
+      </w:pPr>
+      <w:r>
+        <w:t>Role</w:t>
+      </w:r>
+      <w:r>
+        <w:t>ID</w:t>
+      </w:r>
+    </w:p>
+    <w:p>
+      <w:pPr>
+        <w:pStyle w:val="ListParagraph"/>
+        <w:numPr>
+          <w:ilvl w:val="0"/>
+          <w:numId w:val="4"/>
+        </w:numPr>
+        <w:jc w:val="left"/>
+      </w:pPr>
+      <w:r>
+        <w:t>DepartmentID</w:t>
+      </w:r>
+    </w:p>
+    <w:p>
+      <w:pPr>
+        <w:pStyle w:val="ListParagraph"/>
+        <w:numPr>
+          <w:ilvl w:val="0"/>
+          <w:numId w:val="4"/>
+        </w:numPr>
+        <w:jc w:val="left"/>
+      </w:pPr>
+      <w:r>
+        <w:t>MustChangePassword</w:t>
+      </w:r>
+    </w:p>
+    <w:p>
+      <w:pPr>
+        <w:ind w:left="567" w:firstLine="0"/>
+        <w:jc w:val="left"/>
+      </w:pPr>
+    </w:p>
+    <w:p>
+      <w:pPr>
+        <w:ind w:left="567" w:firstLine="0"/>
+        <w:jc w:val="left"/>
+      </w:pPr>
+      <w:r>
+        <w:t>Roles</w:t>
+      </w:r>
+    </w:p>
+    <w:p>
+      <w:pPr>
+        <w:pStyle w:val="ListParagraph"/>
+        <w:numPr>
+          <w:ilvl w:val="0"/>
+          <w:numId w:val="4"/>
+        </w:numPr>
+        <w:jc w:val="left"/>
+      </w:pPr>
+      <w:r>
+        <w:t>Id</w:t>
+      </w:r>
+    </w:p>
+    <w:p>
+      <w:pPr>
+        <w:pStyle w:val="ListParagraph"/>
+        <w:numPr>
+          <w:ilvl w:val="0"/>
+          <w:numId w:val="4"/>
+        </w:numPr>
+        <w:jc w:val="left"/>
+      </w:pPr>
+      <w:r>
+        <w:t>Role Name (</w:t>
+      </w:r>
+      <w:r>
+        <w:t>employee, hr, admin/boss</w:t>
+      </w:r>
+      <w:r>
+        <w:t>)</w:t>
+      </w:r>
+    </w:p>
+    <w:p>
+      <w:pPr>
+        <w:ind w:left="567" w:firstLine="0"/>
+        <w:jc w:val="left"/>
+      </w:pPr>
+    </w:p>
+    <w:p>
+      <w:pPr>
+        <w:ind w:left="567" w:firstLine="0"/>
+        <w:jc w:val="left"/>
+      </w:pPr>
+      <w:r>
+        <w:t>Departments</w:t>
+      </w:r>
+    </w:p>
+    <w:p>
+      <w:pPr>
+        <w:pStyle w:val="ListParagraph"/>
+        <w:numPr>
+          <w:ilvl w:val="0"/>
+          <w:numId w:val="4"/>
+        </w:numPr>
+        <w:jc w:val="left"/>
+      </w:pPr>
+      <w:r>
+        <w:t>Id</w:t>
+      </w:r>
+    </w:p>
+    <w:p>
+      <w:pPr>
+        <w:pStyle w:val="ListParagraph"/>
+        <w:numPr>
+          <w:ilvl w:val="0"/>
+          <w:numId w:val="4"/>
+        </w:numPr>
+        <w:jc w:val="left"/>
+      </w:pPr>
+      <w:r>
+        <w:t>Department Name</w:t>
+      </w:r>
+    </w:p>
+    <w:p>
+      <w:pPr>
+        <w:pStyle w:val="ListParagraph"/>
+        <w:numPr>
+          <w:ilvl w:val="0"/>
+          <w:numId w:val="4"/>
+        </w:numPr>
+        <w:jc w:val="left"/>
+      </w:pPr>
+      <w:r>
+        <w:t>Slack Link</w:t>
+      </w:r>
+    </w:p>
+    <w:p>
+      <w:pPr>
+        <w:pStyle w:val="ListParagraph"/>
+        <w:ind w:left="927" w:firstLine="0"/>
+        <w:jc w:val="left"/>
+      </w:pPr>
+    </w:p>
+    <w:p>
+      <w:pPr>
+        <w:pStyle w:val="ListParagraph"/>
+        <w:ind w:left="927" w:firstLine="0"/>
+        <w:jc w:val="left"/>
+      </w:pPr>
+    </w:p>
+    <w:p>
+      <w:pPr>
+        <w:ind w:left="567" w:firstLine="0"/>
+        <w:jc w:val="left"/>
+      </w:pPr>
+      <w:r>
+        <w:t>Posts</w:t>
+      </w:r>
+    </w:p>
+    <w:p>
+      <w:pPr>
+        <w:pStyle w:val="ListParagraph"/>
+        <w:numPr>
+          <w:ilvl w:val="0"/>
+          <w:numId w:val="4"/>
+        </w:numPr>
+        <w:jc w:val="left"/>
+      </w:pPr>
+      <w:r>
+        <w:t>Id</w:t>
+      </w:r>
+    </w:p>
+    <w:p>
+      <w:pPr>
+        <w:pStyle w:val="ListParagraph"/>
+        <w:numPr>
+          <w:ilvl w:val="0"/>
+          <w:numId w:val="4"/>
+        </w:numPr>
+        <w:jc w:val="left"/>
+      </w:pPr>
+      <w:r>
+        <w:t>Title</w:t>
+      </w:r>
+    </w:p>
+    <w:p>
+      <w:pPr>
+        <w:pStyle w:val="ListParagraph"/>
+        <w:numPr>
+          <w:ilvl w:val="0"/>
+          <w:numId w:val="4"/>
+        </w:numPr>
+        <w:jc w:val="left"/>
+      </w:pPr>
+      <w:r>
+        <w:t>Content</w:t>
+      </w:r>
+    </w:p>
+    <w:p>
+      <w:pPr>
+        <w:pStyle w:val="ListParagraph"/>
+        <w:numPr>
+          <w:ilvl w:val="0"/>
+          <w:numId w:val="4"/>
+        </w:numPr>
+        <w:jc w:val="left"/>
+      </w:pPr>
+      <w:r>
+        <w:t>Image</w:t>
+      </w:r>
+    </w:p>
+    <w:p>
+      <w:pPr>
+        <w:pStyle w:val="ListParagraph"/>
+        <w:numPr>
+          <w:ilvl w:val="0"/>
+          <w:numId w:val="4"/>
+        </w:numPr>
+        <w:jc w:val="left"/>
+      </w:pPr>
+      <w:r>
+        <w:t>Created At</w:t>
+      </w:r>
+    </w:p>
+    <w:p>
+      <w:pPr>
+        <w:pStyle w:val="ListParagraph"/>
+        <w:numPr>
+          <w:ilvl w:val="0"/>
+          <w:numId w:val="4"/>
+        </w:numPr>
+        <w:jc w:val="left"/>
+      </w:pPr>
+      <w:r>
+        <w:t>Created By</w:t>
+      </w:r>
+    </w:p>
+    <w:p>
+      <w:pPr>
+        <w:ind w:firstLine="0"/>
+        <w:jc w:val="left"/>
+      </w:pPr>
+    </w:p>
+    <w:p>
+      <w:pPr>
+        <w:ind w:left="567" w:firstLine="0"/>
+        <w:jc w:val="left"/>
+      </w:pPr>
+      <w:r>
+        <w:t>Comments</w:t>
+      </w:r>
+    </w:p>
+    <w:p>
+      <w:pPr>
+        <w:pStyle w:val="ListParagraph"/>
+        <w:numPr>
+          <w:ilvl w:val="0"/>
+          <w:numId w:val="4"/>
+        </w:numPr>
+        <w:jc w:val="left"/>
+      </w:pPr>
+      <w:r>
+        <w:t>Id</w:t>
+      </w:r>
+    </w:p>
+    <w:p>
+      <w:pPr>
+        <w:pStyle w:val="ListParagraph"/>
+        <w:numPr>
+          <w:ilvl w:val="0"/>
+          <w:numId w:val="4"/>
+        </w:numPr>
+        <w:jc w:val="left"/>
+      </w:pPr>
+      <w:r>
+        <w:t>PostID</w:t>
+      </w:r>
+    </w:p>
+    <w:p>
+      <w:pPr>
+        <w:pStyle w:val="ListParagraph"/>
+        <w:numPr>
+          <w:ilvl w:val="0"/>
+          <w:numId w:val="4"/>
+        </w:numPr>
+        <w:jc w:val="left"/>
+      </w:pPr>
+      <w:r>
+        <w:t>Account</w:t>
+      </w:r>
+      <w:r>
+        <w:t>ID</w:t>
+      </w:r>
+    </w:p>
+    <w:p>
+      <w:pPr>
+        <w:pStyle w:val="ListParagraph"/>
+        <w:numPr>
+          <w:ilvl w:val="0"/>
+          <w:numId w:val="4"/>
+        </w:numPr>
+        <w:jc w:val="left"/>
+      </w:pPr>
+      <w:r>
+        <w:t>Content</w:t>
+      </w:r>
+    </w:p>
+    <w:p>
+      <w:pPr>
+        <w:pStyle w:val="ListParagraph"/>
+        <w:numPr>
+          <w:ilvl w:val="0"/>
+          <w:numId w:val="4"/>
+        </w:numPr>
+        <w:jc w:val="left"/>
+      </w:pPr>
+      <w:r>
+        <w:t>Created At</w:t>
+      </w:r>
+    </w:p>
+    <w:p>
+      <w:pPr>
+        <w:ind w:left="567" w:firstLine="0"/>
+        <w:jc w:val="left"/>
+      </w:pPr>
+    </w:p>
+    <w:p>
+      <w:pPr>
+        <w:ind w:left="567" w:firstLine="0"/>
+        <w:jc w:val="left"/>
+      </w:pPr>
+    </w:p>
+    <w:p>
+      <w:pPr>
+        <w:ind w:left="567" w:firstLine="0"/>
+        <w:jc w:val="left"/>
+      </w:pPr>
+      <w:r>
+        <w:t>Reacts</w:t>
+      </w:r>
+    </w:p>
+    <w:p>
+      <w:pPr>
+        <w:pStyle w:val="ListParagraph"/>
+        <w:numPr>
+          <w:ilvl w:val="0"/>
+          <w:numId w:val="4"/>
+        </w:numPr>
+        <w:jc w:val="left"/>
+      </w:pPr>
+      <w:r>
+        <w:t>Id</w:t>
+      </w:r>
+    </w:p>
+    <w:p>
+      <w:pPr>
+        <w:pStyle w:val="ListParagraph"/>
+        <w:numPr>
+          <w:ilvl w:val="0"/>
+          <w:numId w:val="4"/>
+        </w:numPr>
+        <w:jc w:val="left"/>
+      </w:pPr>
+      <w:r>
+        <w:t>PostID</w:t>
+      </w:r>
+    </w:p>
+    <w:p>
+      <w:pPr>
+        <w:pStyle w:val="ListParagraph"/>
+        <w:numPr>
+          <w:ilvl w:val="0"/>
+          <w:numId w:val="4"/>
+        </w:numPr>
+        <w:jc w:val="left"/>
+      </w:pPr>
+      <w:r>
+        <w:t>Account</w:t>
+      </w:r>
+      <w:r>
+        <w:t>ID</w:t>
+      </w:r>
+    </w:p>
+    <w:p>
+      <w:pPr>
+        <w:pStyle w:val="ListParagraph"/>
+        <w:numPr>
+          <w:ilvl w:val="0"/>
+          <w:numId w:val="4"/>
+        </w:numPr>
+        <w:jc w:val="left"/>
+      </w:pPr>
+      <w:r>
+        <w:t>React Type</w:t>
+      </w:r>
+    </w:p>
+    <w:p>
+      <w:pPr>
+        <w:ind w:left="567" w:firstLine="0"/>
+        <w:jc w:val="left"/>
+      </w:pPr>
+      <w:r>
+        <w:t>Unique(PostI</w:t>
+      </w:r>
+      <w:r>
+        <w:t>D,</w:t>
+      </w:r>
+      <w:r>
+        <w:t xml:space="preserve"> AccountI</w:t>
+      </w:r>
+      <w:r>
+        <w:t>D</w:t>
+      </w:r>
+      <w:r>
+        <w:t>)</w:t>
+      </w:r>
+    </w:p>
+    <w:p>
+      <w:pPr>
+        <w:jc w:val="left"/>
+      </w:pPr>
+    </w:p>
+    <w:p>
+      <w:pPr>
+        <w:jc w:val="left"/>
+      </w:pPr>
+    </w:p>
+    <w:p>
+      <w:pPr>
+        <w:jc w:val="left"/>
+      </w:pPr>
+    </w:p>
+    <w:p>
+      <w:pPr>
+        <w:jc w:val="left"/>
+      </w:pPr>
+    </w:p>
+    <w:p>
+      <w:pPr>
+        <w:jc w:val="left"/>
+      </w:pPr>
+    </w:p>
+    <w:p>
+      <w:pPr>
+        <w:jc w:val="left"/>
+      </w:pPr>
+      <w:r>
+        <w:t>Documents</w:t>
+      </w:r>
+    </w:p>
+    <w:p>
+      <w:pPr>
+        <w:pStyle w:val="ListParagraph"/>
+        <w:numPr>
+          <w:ilvl w:val="0"/>
+          <w:numId w:val="4"/>
+        </w:numPr>
+        <w:jc w:val="left"/>
+      </w:pPr>
+      <w:r>
+        <w:t>Id</w:t>
+      </w:r>
+    </w:p>
+    <w:p>
+      <w:pPr>
+        <w:pStyle w:val="ListParagraph"/>
+        <w:numPr>
+          <w:ilvl w:val="0"/>
+          <w:numId w:val="4"/>
+        </w:numPr>
+        <w:jc w:val="left"/>
+      </w:pPr>
+      <w:r>
+        <w:t>AccountID</w:t>
+      </w:r>
+    </w:p>
+    <w:p>
+      <w:pPr>
+        <w:pStyle w:val="ListParagraph"/>
+        <w:numPr>
+          <w:ilvl w:val="0"/>
+          <w:numId w:val="4"/>
+        </w:numPr>
+        <w:jc w:val="left"/>
+      </w:pPr>
+      <w:r>
+        <w:t>Document Type</w:t>
+      </w:r>
+      <w:r>
+        <w:t>ID</w:t>
+      </w:r>
+    </w:p>
+    <w:p>
+      <w:pPr>
+        <w:pStyle w:val="ListParagraph"/>
+        <w:numPr>
+          <w:ilvl w:val="0"/>
+          <w:numId w:val="4"/>
+        </w:numPr>
+        <w:jc w:val="left"/>
+      </w:pPr>
+      <w:r>
+        <w:t>File url</w:t>
+      </w:r>
+    </w:p>
+    <w:p>
+      <w:pPr>
+        <w:pStyle w:val="ListParagraph"/>
+        <w:numPr>
+          <w:ilvl w:val="0"/>
+          <w:numId w:val="4"/>
+        </w:numPr>
+        <w:jc w:val="left"/>
+      </w:pPr>
+      <w:r>
+        <w:t>Status (</w:t>
+      </w:r>
+      <w:r>
+        <w:t>missing, submitted,approved,rejected)</w:t>
+      </w:r>
+    </w:p>
+    <w:p>
+      <w:pPr>
+        <w:pStyle w:val="ListParagraph"/>
+        <w:ind w:left="927" w:firstLine="0"/>
+        <w:jc w:val="left"/>
+      </w:pPr>
+    </w:p>
+    <w:p>
+      <w:pPr>
+        <w:ind w:left="567" w:firstLine="0"/>
+        <w:jc w:val="left"/>
+      </w:pPr>
+      <w:r>
+        <w:t>Document Types</w:t>
+      </w:r>
+    </w:p>
+    <w:p>
+      <w:pPr>
+        <w:pStyle w:val="ListParagraph"/>
+        <w:numPr>
+          <w:ilvl w:val="0"/>
+          <w:numId w:val="4"/>
+        </w:numPr>
+        <w:jc w:val="left"/>
+      </w:pPr>
+      <w:r>
+        <w:t>Id</w:t>
+      </w:r>
+    </w:p>
+    <w:p>
+      <w:pPr>
+        <w:pStyle w:val="ListParagraph"/>
+        <w:numPr>
+          <w:ilvl w:val="0"/>
+          <w:numId w:val="4"/>
+        </w:numPr>
+        <w:jc w:val="left"/>
+      </w:pPr>
+      <w:r>
+        <w:t>Name</w:t>
+      </w:r>
+    </w:p>
+    <w:p>
+      <w:pPr>
+        <w:pStyle w:val="ListParagraph"/>
+        <w:numPr>
+          <w:ilvl w:val="0"/>
+          <w:numId w:val="4"/>
+        </w:numPr>
+        <w:jc w:val="left"/>
+      </w:pPr>
+      <w:r>
+        <w:t>Description</w:t>
+      </w:r>
+    </w:p>
+    <w:p>
+      <w:pPr>
+        <w:pStyle w:val="ListParagraph"/>
+        <w:numPr>
+          <w:ilvl w:val="0"/>
+          <w:numId w:val="4"/>
+        </w:numPr>
+        <w:jc w:val="left"/>
+      </w:pPr>
+      <w:r>
+        <w:t xml:space="preserve">Required for all </w:t>
+      </w:r>
+      <w:r>
+        <w:t>(true/false)</w:t>
+      </w:r>
+    </w:p>
+    <w:p>
+      <w:pPr>
+        <w:pStyle w:val="ListParagraph"/>
+        <w:numPr>
+          <w:ilvl w:val="0"/>
+          <w:numId w:val="4"/>
+        </w:numPr>
+        <w:jc w:val="left"/>
+      </w:pPr>
+      <w:r>
+        <w:t>Requiered for DepartementID</w:t>
+      </w:r>
+      <w:r>
+        <w:t xml:space="preserve"> </w:t>
+      </w:r>
+    </w:p>
+    <w:p>
+      <w:pPr>
+        <w:jc w:val="left"/>
+      </w:pPr>
+    </w:p>
+    <w:p>
+      <w:pPr>
+        <w:jc w:val="left"/>
+      </w:pPr>
+      <w:r>
+        <w:t>Events</w:t>
+      </w:r>
+    </w:p>
+    <w:p>
+      <w:pPr>
+        <w:pStyle w:val="ListParagraph"/>
+        <w:numPr>
+          <w:ilvl w:val="0"/>
+          <w:numId w:val="4"/>
+        </w:numPr>
+        <w:jc w:val="left"/>
+      </w:pPr>
+      <w:r>
+        <w:t>Id</w:t>
+      </w:r>
+    </w:p>
+    <w:p>
+      <w:pPr>
+        <w:pStyle w:val="ListParagraph"/>
+        <w:numPr>
+          <w:ilvl w:val="0"/>
+          <w:numId w:val="4"/>
+        </w:numPr>
+        <w:jc w:val="left"/>
+      </w:pPr>
+      <w:r>
+        <w:t>Title</w:t>
+      </w:r>
+    </w:p>
+    <w:p>
+      <w:pPr>
+        <w:pStyle w:val="ListParagraph"/>
+        <w:numPr>
+          <w:ilvl w:val="0"/>
+          <w:numId w:val="4"/>
+        </w:numPr>
+        <w:jc w:val="left"/>
+      </w:pPr>
+      <w:r>
+        <w:t>Starting time</w:t>
+      </w:r>
+    </w:p>
+    <w:p>
+      <w:pPr>
+        <w:pStyle w:val="ListParagraph"/>
+        <w:numPr>
+          <w:ilvl w:val="0"/>
+          <w:numId w:val="4"/>
+        </w:numPr>
+        <w:jc w:val="left"/>
+      </w:pPr>
+      <w:r>
+        <w:t>Ending time</w:t>
+      </w:r>
+    </w:p>
+    <w:p>
+      <w:pPr>
+        <w:pStyle w:val="ListParagraph"/>
+        <w:numPr>
+          <w:ilvl w:val="0"/>
+          <w:numId w:val="4"/>
+        </w:numPr>
+        <w:jc w:val="left"/>
+      </w:pPr>
+      <w:r>
+        <w:t>D</w:t>
+      </w:r>
+      <w:r>
+        <w:t>escription</w:t>
+      </w:r>
+    </w:p>
+    <w:p>
+      <w:pPr>
+        <w:pStyle w:val="ListParagraph"/>
+        <w:numPr>
+          <w:ilvl w:val="0"/>
+          <w:numId w:val="4"/>
+        </w:numPr>
+        <w:jc w:val="left"/>
+      </w:pPr>
+      <w:r>
+        <w:t xml:space="preserve">Event link </w:t>
+      </w:r>
+    </w:p>
+    <w:p>
+      <w:pPr>
+        <w:pStyle w:val="ListParagraph"/>
+        <w:numPr>
+          <w:ilvl w:val="0"/>
+          <w:numId w:val="4"/>
+        </w:numPr>
+        <w:jc w:val="left"/>
+      </w:pPr>
+      <w:r>
+        <w:t>Location</w:t>
+      </w:r>
+    </w:p>
+    <w:p>
+      <w:pPr>
+        <w:pStyle w:val="ListParagraph"/>
+        <w:numPr>
+          <w:ilvl w:val="0"/>
+          <w:numId w:val="4"/>
+        </w:numPr>
+        <w:jc w:val="left"/>
+      </w:pPr>
+      <w:r>
+        <w:t>Created By Account ID</w:t>
+      </w:r>
+    </w:p>
+    <w:p>
+      <w:pPr>
+        <w:pStyle w:val="ListParagraph"/>
+        <w:ind w:left="927" w:firstLine="0"/>
+        <w:jc w:val="left"/>
+      </w:pPr>
+    </w:p>
+    <w:p>
+      <w:pPr>
+        <w:pStyle w:val="ListParagraph"/>
+        <w:ind w:left="927" w:firstLine="0"/>
+        <w:jc w:val="left"/>
+      </w:pPr>
+    </w:p>
+    <w:p>
+      <w:pPr>
+        <w:jc w:val="left"/>
+      </w:pPr>
+      <w:r>
+        <w:t>Event Participants</w:t>
+      </w:r>
+    </w:p>
+    <w:p>
+      <w:pPr>
+        <w:pStyle w:val="ListParagraph"/>
+        <w:numPr>
+          <w:ilvl w:val="0"/>
+          <w:numId w:val="4"/>
+        </w:numPr>
+        <w:jc w:val="left"/>
+      </w:pPr>
+      <w:r>
+        <w:t>Id</w:t>
+      </w:r>
+    </w:p>
+    <w:p>
+      <w:pPr>
+        <w:pStyle w:val="ListParagraph"/>
+        <w:numPr>
+          <w:ilvl w:val="0"/>
+          <w:numId w:val="4"/>
+        </w:numPr>
+        <w:jc w:val="left"/>
+      </w:pPr>
+      <w:r>
+        <w:t>EventID</w:t>
+      </w:r>
+    </w:p>
+    <w:p>
+      <w:pPr>
+        <w:pStyle w:val="ListParagraph"/>
+        <w:numPr>
+          <w:ilvl w:val="0"/>
+          <w:numId w:val="4"/>
+        </w:numPr>
+        <w:jc w:val="left"/>
+      </w:pPr>
+      <w:r>
+        <w:t>AccountID</w:t>
+      </w:r>
+    </w:p>
+    <w:p>
+      <w:pPr>
+        <w:pStyle w:val="ListParagraph"/>
+        <w:numPr>
+          <w:ilvl w:val="0"/>
+          <w:numId w:val="4"/>
+        </w:numPr>
+        <w:jc w:val="left"/>
+      </w:pPr>
+      <w:r>
+        <w:t>Status (pending, accepted,declined)</w:t>
+      </w:r>
+    </w:p>
+    <w:p>
+      <w:pPr>
+        <w:jc w:val="left"/>
+      </w:pPr>
+    </w:p>
+    <w:p>
+      <w:pPr>
+        <w:jc w:val="left"/>
+      </w:pPr>
+      <w:r>
+        <w:t>WorkSchedule</w:t>
+      </w:r>
+    </w:p>
+    <w:p>
+      <w:pPr>
+        <w:pStyle w:val="ListParagraph"/>
+        <w:numPr>
+          <w:ilvl w:val="0"/>
+          <w:numId w:val="5"/>
+        </w:numPr>
+        <w:jc w:val="left"/>
+      </w:pPr>
+      <w:r>
+        <w:t>Id</w:t>
+      </w:r>
+    </w:p>
+    <w:p>
+      <w:pPr>
+        <w:pStyle w:val="ListParagraph"/>
+        <w:numPr>
+          <w:ilvl w:val="0"/>
+          <w:numId w:val="5"/>
+        </w:numPr>
+        <w:jc w:val="left"/>
+      </w:pPr>
+      <w:r>
+        <w:t>AccountI</w:t>
+      </w:r>
+      <w:r>
+        <w:t>D</w:t>
+      </w:r>
+    </w:p>
+    <w:p>
+      <w:pPr>
+        <w:pStyle w:val="ListParagraph"/>
+        <w:numPr>
+          <w:ilvl w:val="0"/>
+          <w:numId w:val="5"/>
+        </w:numPr>
+        <w:jc w:val="left"/>
+      </w:pPr>
+      <w:r>
+        <w:t>Date</w:t>
+      </w:r>
+    </w:p>
+    <w:p>
+      <w:pPr>
+        <w:pStyle w:val="ListParagraph"/>
+        <w:numPr>
+          <w:ilvl w:val="0"/>
+          <w:numId w:val="5"/>
+        </w:numPr>
+        <w:jc w:val="left"/>
+      </w:pPr>
+      <w:r>
+        <w:t>WorkMode</w:t>
+      </w:r>
+      <w:r>
+        <w:t xml:space="preserve"> (office/remote/absent)</w:t>
+      </w:r>
+    </w:p>
+    <w:p>
+      <w:pPr>
+        <w:ind w:firstLine="0"/>
+        <w:jc w:val="left"/>
+      </w:pPr>
+    </w:p>
+    <w:p>
+      <w:pPr>
+        <w:ind w:firstLine="0"/>
+        <w:jc w:val="left"/>
+      </w:pPr>
+    </w:p>
+    <w:p>
+      <w:pPr>
+        <w:jc w:val="left"/>
+      </w:pPr>
+    </w:p>
+    <w:p>
+      <w:pPr>
+        <w:jc w:val="left"/>
+      </w:pPr>
+    </w:p>
+    <w:p>
+      <w:pPr>
+        <w:jc w:val="left"/>
+      </w:pPr>
+    </w:p>
+    <w:p>
+      <w:pPr>
+        <w:jc w:val="left"/>
+      </w:pPr>
     </w:p>
     <w:p>
       <w:pPr>
@@ -441,6 +1328,342 @@
 <file path=word/numbering.xml><?xml version="1.0" encoding="utf-8"?>
 <w:numbering xmlns:wpc="http://schemas.microsoft.com/office/word/2010/wordprocessingCanvas" xmlns:cx="http://schemas.microsoft.com/office/drawing/2014/chartex" xmlns:cx1="http://schemas.microsoft.com/office/drawing/2015/9/8/chartex" xmlns:cx2="http://schemas.microsoft.com/office/drawing/2015/10/21/chartex" xmlns:cx3="http://schemas.microsoft.com/office/drawing/2016/5/9/chartex" xmlns:cx4="http://schemas.microsoft.com/office/drawing/2016/5/10/chartex" xmlns:cx5="http://schemas.microsoft.com/office/drawing/2016/5/11/chartex" xmlns:cx6="http://schemas.microsoft.com/office/drawing/2016/5/12/chartex" xmlns:cx7="http://schemas.microsoft.com/office/drawing/2016/5/13/chartex" xmlns:cx8="http://schemas.microsoft.com/office/drawing/2016/5/14/chartex" xmlns:mc="http://schemas.openxmlformats.org/markup-compatibility/2006" xmlns:aink="http://schemas.microsoft.com/office/drawing/2016/ink" xmlns:am3d="http://schemas.microsoft.com/office/drawing/2017/model3d" xmlns:o="urn:schemas-microsoft-com:office:office" xmlns:oel="http://schemas.microsoft.com/office/2019/extlst" xmlns:r="http://schemas.openxmlformats.org/officeDocument/2006/relationships" xmlns:m="http://schemas.openxmlformats.org/officeDocument/2006/math" xmlns:v="urn:schemas-microsoft-com:vml" xmlns:wp14="http://schemas.microsoft.com/office/word/2010/wordprocessingDrawing" xmlns:wp="http://schemas.openxmlformats.org/drawingml/2006/wordprocessingDrawing" xmlns:w10="urn:schemas-microsoft-com:office:word" xmlns:w="http://schemas.openxmlformats.org/wordprocessingml/2006/main" xmlns:w14="http://schemas.microsoft.com/office/word/2010/wordml" xmlns:w15="http://schemas.microsoft.com/office/word/2012/wordml" xmlns:w16cex="http://schemas.microsoft.com/office/word/2018/wordml/cex" xmlns:w16cid="http://schemas.microsoft.com/office/word/2016/wordml/cid" xmlns:w16="http://schemas.microsoft.com/office/word/2018/wordml" xmlns:w16du="http://schemas.microsoft.com/office/word/2023/wordml/word16du" xmlns:w16sdtdh="http://schemas.microsoft.com/office/word/2020/wordml/sdtdatahash" xmlns:w16sdtfl="http://schemas.microsoft.com/office/word/2024/wordml/sdtformatlock" xmlns:w16se="http://schemas.microsoft.com/office/word/2015/wordml/symex" xmlns:wpg="http://schemas.microsoft.com/office/word/2010/wordprocessingGroup" xmlns:wpi="http://schemas.microsoft.com/office/word/2010/wordprocessingInk" xmlns:wne="http://schemas.microsoft.com/office/word/2006/wordml" xmlns:wps="http://schemas.microsoft.com/office/word/2010/wordprocessingShape" mc:Ignorable="w14 w15 w16se w16cid w16 w16cex w16sdtdh w16sdtfl w16du wp14">
   <w:abstractNum w:abstractNumId="0" w15:restartNumberingAfterBreak="0">
+    <w:nsid w:val="0B2D7081"/>
+    <w:multiLevelType w:val="hybridMultilevel"/>
+    <w:tmpl w:val="138ADD8A"/>
+    <w:lvl w:ilvl="0" w:tplc="DF36B6CA">
+      <w:numFmt w:val="bullet"/>
+      <w:lvlText w:val="-"/>
+      <w:lvlJc w:val="left"/>
+      <w:pPr>
+        <w:ind w:left="927" w:hanging="360"/>
+      </w:pPr>
+      <w:rPr>
+        <w:rFonts w:ascii="Calibri" w:eastAsiaTheme="minorHAnsi" w:hAnsi="Calibri" w:cs="Calibri" w:hint="default"/>
+      </w:rPr>
+    </w:lvl>
+    <w:lvl w:ilvl="1" w:tplc="04090003" w:tentative="1">
+      <w:start w:val="1"/>
+      <w:numFmt w:val="bullet"/>
+      <w:lvlText w:val="o"/>
+      <w:lvlJc w:val="left"/>
+      <w:pPr>
+        <w:ind w:left="1647" w:hanging="360"/>
+      </w:pPr>
+      <w:rPr>
+        <w:rFonts w:ascii="Courier New" w:hAnsi="Courier New" w:cs="Courier New" w:hint="default"/>
+      </w:rPr>
+    </w:lvl>
+    <w:lvl w:ilvl="2" w:tplc="04090005" w:tentative="1">
+      <w:start w:val="1"/>
+      <w:numFmt w:val="bullet"/>
+      <w:lvlText w:val=""/>
+      <w:lvlJc w:val="left"/>
+      <w:pPr>
+        <w:ind w:left="2367" w:hanging="360"/>
+      </w:pPr>
+      <w:rPr>
+        <w:rFonts w:ascii="Wingdings" w:hAnsi="Wingdings" w:hint="default"/>
+      </w:rPr>
+    </w:lvl>
+    <w:lvl w:ilvl="3" w:tplc="04090001" w:tentative="1">
+      <w:start w:val="1"/>
+      <w:numFmt w:val="bullet"/>
+      <w:lvlText w:val=""/>
+      <w:lvlJc w:val="left"/>
+      <w:pPr>
+        <w:ind w:left="3087" w:hanging="360"/>
+      </w:pPr>
+      <w:rPr>
+        <w:rFonts w:ascii="Symbol" w:hAnsi="Symbol" w:hint="default"/>
+      </w:rPr>
+    </w:lvl>
+    <w:lvl w:ilvl="4" w:tplc="04090003" w:tentative="1">
+      <w:start w:val="1"/>
+      <w:numFmt w:val="bullet"/>
+      <w:lvlText w:val="o"/>
+      <w:lvlJc w:val="left"/>
+      <w:pPr>
+        <w:ind w:left="3807" w:hanging="360"/>
+      </w:pPr>
+      <w:rPr>
+        <w:rFonts w:ascii="Courier New" w:hAnsi="Courier New" w:cs="Courier New" w:hint="default"/>
+      </w:rPr>
+    </w:lvl>
+    <w:lvl w:ilvl="5" w:tplc="04090005" w:tentative="1">
+      <w:start w:val="1"/>
+      <w:numFmt w:val="bullet"/>
+      <w:lvlText w:val=""/>
+      <w:lvlJc w:val="left"/>
+      <w:pPr>
+        <w:ind w:left="4527" w:hanging="360"/>
+      </w:pPr>
+      <w:rPr>
+        <w:rFonts w:ascii="Wingdings" w:hAnsi="Wingdings" w:hint="default"/>
+      </w:rPr>
+    </w:lvl>
+    <w:lvl w:ilvl="6" w:tplc="04090001" w:tentative="1">
+      <w:start w:val="1"/>
+      <w:numFmt w:val="bullet"/>
+      <w:lvlText w:val=""/>
+      <w:lvlJc w:val="left"/>
+      <w:pPr>
+        <w:ind w:left="5247" w:hanging="360"/>
+      </w:pPr>
+      <w:rPr>
+        <w:rFonts w:ascii="Symbol" w:hAnsi="Symbol" w:hint="default"/>
+      </w:rPr>
+    </w:lvl>
+    <w:lvl w:ilvl="7" w:tplc="04090003" w:tentative="1">
+      <w:start w:val="1"/>
+      <w:numFmt w:val="bullet"/>
+      <w:lvlText w:val="o"/>
+      <w:lvlJc w:val="left"/>
+      <w:pPr>
+        <w:ind w:left="5967" w:hanging="360"/>
+      </w:pPr>
+      <w:rPr>
+        <w:rFonts w:ascii="Courier New" w:hAnsi="Courier New" w:cs="Courier New" w:hint="default"/>
+      </w:rPr>
+    </w:lvl>
+    <w:lvl w:ilvl="8" w:tplc="04090005" w:tentative="1">
+      <w:start w:val="1"/>
+      <w:numFmt w:val="bullet"/>
+      <w:lvlText w:val=""/>
+      <w:lvlJc w:val="left"/>
+      <w:pPr>
+        <w:ind w:left="6687" w:hanging="360"/>
+      </w:pPr>
+      <w:rPr>
+        <w:rFonts w:ascii="Wingdings" w:hAnsi="Wingdings" w:hint="default"/>
+      </w:rPr>
+    </w:lvl>
+  </w:abstractNum>
+  <w:abstractNum w:abstractNumId="1" w15:restartNumberingAfterBreak="0">
+    <w:nsid w:val="1028080D"/>
+    <w:multiLevelType w:val="hybridMultilevel"/>
+    <w:tmpl w:val="3710D268"/>
+    <w:lvl w:ilvl="0" w:tplc="DF36B6CA">
+      <w:numFmt w:val="bullet"/>
+      <w:lvlText w:val="-"/>
+      <w:lvlJc w:val="left"/>
+      <w:pPr>
+        <w:ind w:left="900" w:hanging="360"/>
+      </w:pPr>
+      <w:rPr>
+        <w:rFonts w:ascii="Calibri" w:eastAsiaTheme="minorHAnsi" w:hAnsi="Calibri" w:cs="Calibri" w:hint="default"/>
+      </w:rPr>
+    </w:lvl>
+    <w:lvl w:ilvl="1" w:tplc="04090003" w:tentative="1">
+      <w:start w:val="1"/>
+      <w:numFmt w:val="bullet"/>
+      <w:lvlText w:val="o"/>
+      <w:lvlJc w:val="left"/>
+      <w:pPr>
+        <w:ind w:left="1620" w:hanging="360"/>
+      </w:pPr>
+      <w:rPr>
+        <w:rFonts w:ascii="Courier New" w:hAnsi="Courier New" w:cs="Courier New" w:hint="default"/>
+      </w:rPr>
+    </w:lvl>
+    <w:lvl w:ilvl="2" w:tplc="04090005" w:tentative="1">
+      <w:start w:val="1"/>
+      <w:numFmt w:val="bullet"/>
+      <w:lvlText w:val=""/>
+      <w:lvlJc w:val="left"/>
+      <w:pPr>
+        <w:ind w:left="2340" w:hanging="360"/>
+      </w:pPr>
+      <w:rPr>
+        <w:rFonts w:ascii="Wingdings" w:hAnsi="Wingdings" w:hint="default"/>
+      </w:rPr>
+    </w:lvl>
+    <w:lvl w:ilvl="3" w:tplc="04090001" w:tentative="1">
+      <w:start w:val="1"/>
+      <w:numFmt w:val="bullet"/>
+      <w:lvlText w:val=""/>
+      <w:lvlJc w:val="left"/>
+      <w:pPr>
+        <w:ind w:left="3060" w:hanging="360"/>
+      </w:pPr>
+      <w:rPr>
+        <w:rFonts w:ascii="Symbol" w:hAnsi="Symbol" w:hint="default"/>
+      </w:rPr>
+    </w:lvl>
+    <w:lvl w:ilvl="4" w:tplc="04090003" w:tentative="1">
+      <w:start w:val="1"/>
+      <w:numFmt w:val="bullet"/>
+      <w:lvlText w:val="o"/>
+      <w:lvlJc w:val="left"/>
+      <w:pPr>
+        <w:ind w:left="3780" w:hanging="360"/>
+      </w:pPr>
+      <w:rPr>
+        <w:rFonts w:ascii="Courier New" w:hAnsi="Courier New" w:cs="Courier New" w:hint="default"/>
+      </w:rPr>
+    </w:lvl>
+    <w:lvl w:ilvl="5" w:tplc="04090005" w:tentative="1">
+      <w:start w:val="1"/>
+      <w:numFmt w:val="bullet"/>
+      <w:lvlText w:val=""/>
+      <w:lvlJc w:val="left"/>
+      <w:pPr>
+        <w:ind w:left="4500" w:hanging="360"/>
+      </w:pPr>
+      <w:rPr>
+        <w:rFonts w:ascii="Wingdings" w:hAnsi="Wingdings" w:hint="default"/>
+      </w:rPr>
+    </w:lvl>
+    <w:lvl w:ilvl="6" w:tplc="04090001" w:tentative="1">
+      <w:start w:val="1"/>
+      <w:numFmt w:val="bullet"/>
+      <w:lvlText w:val=""/>
+      <w:lvlJc w:val="left"/>
+      <w:pPr>
+        <w:ind w:left="5220" w:hanging="360"/>
+      </w:pPr>
+      <w:rPr>
+        <w:rFonts w:ascii="Symbol" w:hAnsi="Symbol" w:hint="default"/>
+      </w:rPr>
+    </w:lvl>
+    <w:lvl w:ilvl="7" w:tplc="04090003" w:tentative="1">
+      <w:start w:val="1"/>
+      <w:numFmt w:val="bullet"/>
+      <w:lvlText w:val="o"/>
+      <w:lvlJc w:val="left"/>
+      <w:pPr>
+        <w:ind w:left="5940" w:hanging="360"/>
+      </w:pPr>
+      <w:rPr>
+        <w:rFonts w:ascii="Courier New" w:hAnsi="Courier New" w:cs="Courier New" w:hint="default"/>
+      </w:rPr>
+    </w:lvl>
+    <w:lvl w:ilvl="8" w:tplc="04090005" w:tentative="1">
+      <w:start w:val="1"/>
+      <w:numFmt w:val="bullet"/>
+      <w:lvlText w:val=""/>
+      <w:lvlJc w:val="left"/>
+      <w:pPr>
+        <w:ind w:left="6660" w:hanging="360"/>
+      </w:pPr>
+      <w:rPr>
+        <w:rFonts w:ascii="Wingdings" w:hAnsi="Wingdings" w:hint="default"/>
+      </w:rPr>
+    </w:lvl>
+  </w:abstractNum>
+  <w:abstractNum w:abstractNumId="2" w15:restartNumberingAfterBreak="0">
+    <w:nsid w:val="22C04D00"/>
+    <w:multiLevelType w:val="hybridMultilevel"/>
+    <w:tmpl w:val="84D66AFC"/>
+    <w:lvl w:ilvl="0" w:tplc="DF36B6CA">
+      <w:numFmt w:val="bullet"/>
+      <w:lvlText w:val="-"/>
+      <w:lvlJc w:val="left"/>
+      <w:pPr>
+        <w:ind w:left="900" w:hanging="360"/>
+      </w:pPr>
+      <w:rPr>
+        <w:rFonts w:ascii="Calibri" w:eastAsiaTheme="minorHAnsi" w:hAnsi="Calibri" w:cs="Calibri" w:hint="default"/>
+      </w:rPr>
+    </w:lvl>
+    <w:lvl w:ilvl="1" w:tplc="04090003" w:tentative="1">
+      <w:start w:val="1"/>
+      <w:numFmt w:val="bullet"/>
+      <w:lvlText w:val="o"/>
+      <w:lvlJc w:val="left"/>
+      <w:pPr>
+        <w:ind w:left="1620" w:hanging="360"/>
+      </w:pPr>
+      <w:rPr>
+        <w:rFonts w:ascii="Courier New" w:hAnsi="Courier New" w:cs="Courier New" w:hint="default"/>
+      </w:rPr>
+    </w:lvl>
+    <w:lvl w:ilvl="2" w:tplc="04090005" w:tentative="1">
+      <w:start w:val="1"/>
+      <w:numFmt w:val="bullet"/>
+      <w:lvlText w:val=""/>
+      <w:lvlJc w:val="left"/>
+      <w:pPr>
+        <w:ind w:left="2340" w:hanging="360"/>
+      </w:pPr>
+      <w:rPr>
+        <w:rFonts w:ascii="Wingdings" w:hAnsi="Wingdings" w:hint="default"/>
+      </w:rPr>
+    </w:lvl>
+    <w:lvl w:ilvl="3" w:tplc="04090001" w:tentative="1">
+      <w:start w:val="1"/>
+      <w:numFmt w:val="bullet"/>
+      <w:lvlText w:val=""/>
+      <w:lvlJc w:val="left"/>
+      <w:pPr>
+        <w:ind w:left="3060" w:hanging="360"/>
+      </w:pPr>
+      <w:rPr>
+        <w:rFonts w:ascii="Symbol" w:hAnsi="Symbol" w:hint="default"/>
+      </w:rPr>
+    </w:lvl>
+    <w:lvl w:ilvl="4" w:tplc="04090003" w:tentative="1">
+      <w:start w:val="1"/>
+      <w:numFmt w:val="bullet"/>
+      <w:lvlText w:val="o"/>
+      <w:lvlJc w:val="left"/>
+      <w:pPr>
+        <w:ind w:left="3780" w:hanging="360"/>
+      </w:pPr>
+      <w:rPr>
+        <w:rFonts w:ascii="Courier New" w:hAnsi="Courier New" w:cs="Courier New" w:hint="default"/>
+      </w:rPr>
+    </w:lvl>
+    <w:lvl w:ilvl="5" w:tplc="04090005" w:tentative="1">
+      <w:start w:val="1"/>
+      <w:numFmt w:val="bullet"/>
+      <w:lvlText w:val=""/>
+      <w:lvlJc w:val="left"/>
+      <w:pPr>
+        <w:ind w:left="4500" w:hanging="360"/>
+      </w:pPr>
+      <w:rPr>
+        <w:rFonts w:ascii="Wingdings" w:hAnsi="Wingdings" w:hint="default"/>
+      </w:rPr>
+    </w:lvl>
+    <w:lvl w:ilvl="6" w:tplc="04090001" w:tentative="1">
+      <w:start w:val="1"/>
+      <w:numFmt w:val="bullet"/>
+      <w:lvlText w:val=""/>
+      <w:lvlJc w:val="left"/>
+      <w:pPr>
+        <w:ind w:left="5220" w:hanging="360"/>
+      </w:pPr>
+      <w:rPr>
+        <w:rFonts w:ascii="Symbol" w:hAnsi="Symbol" w:hint="default"/>
+      </w:rPr>
+    </w:lvl>
+    <w:lvl w:ilvl="7" w:tplc="04090003" w:tentative="1">
+      <w:start w:val="1"/>
+      <w:numFmt w:val="bullet"/>
+      <w:lvlText w:val="o"/>
+      <w:lvlJc w:val="left"/>
+      <w:pPr>
+        <w:ind w:left="5940" w:hanging="360"/>
+      </w:pPr>
+      <w:rPr>
+        <w:rFonts w:ascii="Courier New" w:hAnsi="Courier New" w:cs="Courier New" w:hint="default"/>
+      </w:rPr>
+    </w:lvl>
+    <w:lvl w:ilvl="8" w:tplc="04090005" w:tentative="1">
+      <w:start w:val="1"/>
+      <w:numFmt w:val="bullet"/>
+      <w:lvlText w:val=""/>
+      <w:lvlJc w:val="left"/>
+      <w:pPr>
+        <w:ind w:left="6660" w:hanging="360"/>
+      </w:pPr>
+      <w:rPr>
+        <w:rFonts w:ascii="Wingdings" w:hAnsi="Wingdings" w:hint="default"/>
+      </w:rPr>
+    </w:lvl>
+  </w:abstractNum>
+  <w:abstractNum w:abstractNumId="3" w15:restartNumberingAfterBreak="0">
     <w:nsid w:val="2DC47BFF"/>
     <w:multiLevelType w:val="hybridMultilevel"/>
     <w:tmpl w:val="5EBA58F4"/>
@@ -553,7 +1776,7 @@
       </w:rPr>
     </w:lvl>
   </w:abstractNum>
-  <w:abstractNum w:abstractNumId="1" w15:restartNumberingAfterBreak="0">
+  <w:abstractNum w:abstractNumId="4" w15:restartNumberingAfterBreak="0">
     <w:nsid w:val="317514BA"/>
     <w:multiLevelType w:val="hybridMultilevel"/>
     <w:tmpl w:val="A1106C90"/>
@@ -666,11 +1889,135 @@
       </w:rPr>
     </w:lvl>
   </w:abstractNum>
+  <w:abstractNum w:abstractNumId="5" w15:restartNumberingAfterBreak="0">
+    <w:nsid w:val="32D8391A"/>
+    <w:multiLevelType w:val="hybridMultilevel"/>
+    <w:tmpl w:val="92EAC23E"/>
+    <w:lvl w:ilvl="0" w:tplc="52AE5EC8">
+      <w:numFmt w:val="bullet"/>
+      <w:lvlText w:val="-"/>
+      <w:lvlJc w:val="left"/>
+      <w:pPr>
+        <w:ind w:left="927" w:hanging="360"/>
+      </w:pPr>
+      <w:rPr>
+        <w:rFonts w:ascii="Calibri" w:eastAsiaTheme="minorHAnsi" w:hAnsi="Calibri" w:cs="Calibri" w:hint="default"/>
+      </w:rPr>
+    </w:lvl>
+    <w:lvl w:ilvl="1" w:tplc="04090003" w:tentative="1">
+      <w:start w:val="1"/>
+      <w:numFmt w:val="bullet"/>
+      <w:lvlText w:val="o"/>
+      <w:lvlJc w:val="left"/>
+      <w:pPr>
+        <w:ind w:left="1647" w:hanging="360"/>
+      </w:pPr>
+      <w:rPr>
+        <w:rFonts w:ascii="Courier New" w:hAnsi="Courier New" w:cs="Courier New" w:hint="default"/>
+      </w:rPr>
+    </w:lvl>
+    <w:lvl w:ilvl="2" w:tplc="04090005" w:tentative="1">
+      <w:start w:val="1"/>
+      <w:numFmt w:val="bullet"/>
+      <w:lvlText w:val=""/>
+      <w:lvlJc w:val="left"/>
+      <w:pPr>
+        <w:ind w:left="2367" w:hanging="360"/>
+      </w:pPr>
+      <w:rPr>
+        <w:rFonts w:ascii="Wingdings" w:hAnsi="Wingdings" w:hint="default"/>
+      </w:rPr>
+    </w:lvl>
+    <w:lvl w:ilvl="3" w:tplc="04090001" w:tentative="1">
+      <w:start w:val="1"/>
+      <w:numFmt w:val="bullet"/>
+      <w:lvlText w:val=""/>
+      <w:lvlJc w:val="left"/>
+      <w:pPr>
+        <w:ind w:left="3087" w:hanging="360"/>
+      </w:pPr>
+      <w:rPr>
+        <w:rFonts w:ascii="Symbol" w:hAnsi="Symbol" w:hint="default"/>
+      </w:rPr>
+    </w:lvl>
+    <w:lvl w:ilvl="4" w:tplc="04090003" w:tentative="1">
+      <w:start w:val="1"/>
+      <w:numFmt w:val="bullet"/>
+      <w:lvlText w:val="o"/>
+      <w:lvlJc w:val="left"/>
+      <w:pPr>
+        <w:ind w:left="3807" w:hanging="360"/>
+      </w:pPr>
+      <w:rPr>
+        <w:rFonts w:ascii="Courier New" w:hAnsi="Courier New" w:cs="Courier New" w:hint="default"/>
+      </w:rPr>
+    </w:lvl>
+    <w:lvl w:ilvl="5" w:tplc="04090005" w:tentative="1">
+      <w:start w:val="1"/>
+      <w:numFmt w:val="bullet"/>
+      <w:lvlText w:val=""/>
+      <w:lvlJc w:val="left"/>
+      <w:pPr>
+        <w:ind w:left="4527" w:hanging="360"/>
+      </w:pPr>
+      <w:rPr>
+        <w:rFonts w:ascii="Wingdings" w:hAnsi="Wingdings" w:hint="default"/>
+      </w:rPr>
+    </w:lvl>
+    <w:lvl w:ilvl="6" w:tplc="04090001" w:tentative="1">
+      <w:start w:val="1"/>
+      <w:numFmt w:val="bullet"/>
+      <w:lvlText w:val=""/>
+      <w:lvlJc w:val="left"/>
+      <w:pPr>
+        <w:ind w:left="5247" w:hanging="360"/>
+      </w:pPr>
+      <w:rPr>
+        <w:rFonts w:ascii="Symbol" w:hAnsi="Symbol" w:hint="default"/>
+      </w:rPr>
+    </w:lvl>
+    <w:lvl w:ilvl="7" w:tplc="04090003" w:tentative="1">
+      <w:start w:val="1"/>
+      <w:numFmt w:val="bullet"/>
+      <w:lvlText w:val="o"/>
+      <w:lvlJc w:val="left"/>
+      <w:pPr>
+        <w:ind w:left="5967" w:hanging="360"/>
+      </w:pPr>
+      <w:rPr>
+        <w:rFonts w:ascii="Courier New" w:hAnsi="Courier New" w:cs="Courier New" w:hint="default"/>
+      </w:rPr>
+    </w:lvl>
+    <w:lvl w:ilvl="8" w:tplc="04090005" w:tentative="1">
+      <w:start w:val="1"/>
+      <w:numFmt w:val="bullet"/>
+      <w:lvlText w:val=""/>
+      <w:lvlJc w:val="left"/>
+      <w:pPr>
+        <w:ind w:left="6687" w:hanging="360"/>
+      </w:pPr>
+      <w:rPr>
+        <w:rFonts w:ascii="Wingdings" w:hAnsi="Wingdings" w:hint="default"/>
+      </w:rPr>
+    </w:lvl>
+  </w:abstractNum>
   <w:num w:numId="1" w16cid:durableId="392588096">
-    <w:abstractNumId w:val="1"/>
+    <w:abstractNumId w:val="4"/>
   </w:num>
   <w:num w:numId="2" w16cid:durableId="719552337">
+    <w:abstractNumId w:val="3"/>
+  </w:num>
+  <w:num w:numId="3" w16cid:durableId="1486900199">
+    <w:abstractNumId w:val="5"/>
+  </w:num>
+  <w:num w:numId="4" w16cid:durableId="556207987">
     <w:abstractNumId w:val="0"/>
+  </w:num>
+  <w:num w:numId="5" w16cid:durableId="2045668059">
+    <w:abstractNumId w:val="2"/>
+  </w:num>
+  <w:num w:numId="6" w16cid:durableId="829952604">
+    <w:abstractNumId w:val="1"/>
   </w:num>
 </w:numbering>
 </file>
@@ -1879,6 +3226,23 @@
 </file>
 
 <file path=customXml/item1.xml><?xml version="1.0" encoding="utf-8"?>
+<p:properties xmlns:p="http://schemas.microsoft.com/office/2006/metadata/properties" xmlns:xsi="http://www.w3.org/2001/XMLSchema-instance" xmlns:pc="http://schemas.microsoft.com/office/infopath/2007/PartnerControls">
+  <documentManagement>
+    <_activity xmlns="13481782-c666-4047-88ec-c53a38ce09ad" xsi:nil="true"/>
+  </documentManagement>
+</p:properties>
+</file>
+
+<file path=customXml/item2.xml><?xml version="1.0" encoding="utf-8"?>
+<?mso-contentType ?>
+<FormTemplates xmlns="http://schemas.microsoft.com/sharepoint/v3/contenttype/forms">
+  <Display>DocumentLibraryForm</Display>
+  <Edit>DocumentLibraryForm</Edit>
+  <New>DocumentLibraryForm</New>
+</FormTemplates>
+</file>
+
+<file path=customXml/item3.xml><?xml version="1.0" encoding="utf-8"?>
 <ct:contentTypeSchema xmlns:ct="http://schemas.microsoft.com/office/2006/metadata/contentType" xmlns:ma="http://schemas.microsoft.com/office/2006/metadata/properties/metaAttributes" ct:_="" ma:_="" ma:contentTypeName="Document" ma:contentTypeID="0x010100AF3B31324CCBFD42B89D1554C9D61F6A" ma:contentTypeVersion="5" ma:contentTypeDescription="Create a new document." ma:contentTypeScope="" ma:versionID="2ee417218ce1c483db4e0462d73430fa">
   <xsd:schema xmlns:xsd="http://www.w3.org/2001/XMLSchema" xmlns:xs="http://www.w3.org/2001/XMLSchema" xmlns:p="http://schemas.microsoft.com/office/2006/metadata/properties" xmlns:ns3="13481782-c666-4047-88ec-c53a38ce09ad" targetNamespace="http://schemas.microsoft.com/office/2006/metadata/properties" ma:root="true" ma:fieldsID="a4f09ccec1af6c0b45019465d163ba57" ns3:_="">
     <xsd:import namespace="13481782-c666-4047-88ec-c53a38ce09ad"/>
@@ -2028,24 +3392,25 @@
 </ct:contentTypeSchema>
 </file>
 
-<file path=customXml/item2.xml><?xml version="1.0" encoding="utf-8"?>
-<?mso-contentType ?>
-<FormTemplates xmlns="http://schemas.microsoft.com/sharepoint/v3/contenttype/forms">
-  <Display>DocumentLibraryForm</Display>
-  <Edit>DocumentLibraryForm</Edit>
-  <New>DocumentLibraryForm</New>
-</FormTemplates>
+<file path=customXml/itemProps1.xml><?xml version="1.0" encoding="utf-8"?>
+<ds:datastoreItem xmlns:ds="http://schemas.openxmlformats.org/officeDocument/2006/customXml" ds:itemID="{E619A029-C9C7-43D1-A7E1-803789CC27F4}">
+  <ds:schemaRefs>
+    <ds:schemaRef ds:uri="http://schemas.microsoft.com/office/2006/metadata/properties"/>
+    <ds:schemaRef ds:uri="http://schemas.microsoft.com/office/infopath/2007/PartnerControls"/>
+    <ds:schemaRef ds:uri="13481782-c666-4047-88ec-c53a38ce09ad"/>
+  </ds:schemaRefs>
+</ds:datastoreItem>
 </file>
 
-<file path=customXml/item3.xml><?xml version="1.0" encoding="utf-8"?>
-<p:properties xmlns:p="http://schemas.microsoft.com/office/2006/metadata/properties" xmlns:xsi="http://www.w3.org/2001/XMLSchema-instance" xmlns:pc="http://schemas.microsoft.com/office/infopath/2007/PartnerControls">
-  <documentManagement>
-    <_activity xmlns="13481782-c666-4047-88ec-c53a38ce09ad" xsi:nil="true"/>
-  </documentManagement>
-</p:properties>
+<file path=customXml/itemProps2.xml><?xml version="1.0" encoding="utf-8"?>
+<ds:datastoreItem xmlns:ds="http://schemas.openxmlformats.org/officeDocument/2006/customXml" ds:itemID="{4F6F13CA-C698-4939-A141-8FA6632382D8}">
+  <ds:schemaRefs>
+    <ds:schemaRef ds:uri="http://schemas.microsoft.com/sharepoint/v3/contenttype/forms"/>
+  </ds:schemaRefs>
+</ds:datastoreItem>
 </file>
 
-<file path=customXml/itemProps1.xml><?xml version="1.0" encoding="utf-8"?>
+<file path=customXml/itemProps3.xml><?xml version="1.0" encoding="utf-8"?>
 <ds:datastoreItem xmlns:ds="http://schemas.openxmlformats.org/officeDocument/2006/customXml" ds:itemID="{B425C594-0E88-4213-ABBD-9A406AEC6CA0}">
   <ds:schemaRefs>
     <ds:schemaRef ds:uri="http://schemas.microsoft.com/office/2006/metadata/contentType"/>
@@ -2061,22 +3426,4 @@
     <ds:schemaRef ds:uri="http://schemas.microsoft.com/internal/obd"/>
   </ds:schemaRefs>
 </ds:datastoreItem>
-</file>
-
-<file path=customXml/itemProps2.xml><?xml version="1.0" encoding="utf-8"?>
-<ds:datastoreItem xmlns:ds="http://schemas.openxmlformats.org/officeDocument/2006/customXml" ds:itemID="{4F6F13CA-C698-4939-A141-8FA6632382D8}">
-  <ds:schemaRefs>
-    <ds:schemaRef ds:uri="http://schemas.microsoft.com/sharepoint/v3/contenttype/forms"/>
-  </ds:schemaRefs>
-</ds:datastoreItem>
-</file>
-
-<file path=customXml/itemProps3.xml><?xml version="1.0" encoding="utf-8"?>
-<ds:datastoreItem xmlns:ds="http://schemas.openxmlformats.org/officeDocument/2006/customXml" ds:itemID="{E619A029-C9C7-43D1-A7E1-803789CC27F4}">
-  <ds:schemaRefs>
-    <ds:schemaRef ds:uri="http://schemas.microsoft.com/office/2006/metadata/properties"/>
-    <ds:schemaRef ds:uri="http://schemas.microsoft.com/office/infopath/2007/PartnerControls"/>
-    <ds:schemaRef ds:uri="13481782-c666-4047-88ec-c53a38ce09ad"/>
-  </ds:schemaRefs>
-</ds:datastoreItem>
 </file>
--- a/docs/Thought process.docx
+++ b/docs/Thought process.docx
@@ -44,8 +44,13 @@
         <w:jc w:val="left"/>
       </w:pPr>
       <w:r>
-        <w:t>Hybrid work model: 3 days office, 2 remote</w:t>
-      </w:r>
+        <w:t xml:space="preserve">Hybrid work model: 3 days office, 2 </w:t>
+      </w:r>
+      <w:proofErr w:type="gramStart"/>
+      <w:r>
+        <w:t>remote</w:t>
+      </w:r>
+      <w:proofErr w:type="gramEnd"/>
     </w:p>
     <w:p>
       <w:pPr>
@@ -174,8 +179,45 @@
         </w:numPr>
         <w:jc w:val="left"/>
       </w:pPr>
-      <w:r>
-        <w:t>Logining in required, the account of the the new employee is created by the hr person and then the employee can change the password. The hr person is the only one that can do this. Based on your department you have permissions.</w:t>
+      <w:proofErr w:type="spellStart"/>
+      <w:r>
+        <w:t>Logining</w:t>
+      </w:r>
+      <w:proofErr w:type="spellEnd"/>
+      <w:r>
+        <w:t xml:space="preserve"> in required, the account of the </w:t>
+      </w:r>
+      <w:proofErr w:type="spellStart"/>
+      <w:r>
+        <w:t>the</w:t>
+      </w:r>
+      <w:proofErr w:type="spellEnd"/>
+      <w:r>
+        <w:t xml:space="preserve"> new employee is created by the </w:t>
+      </w:r>
+      <w:proofErr w:type="spellStart"/>
+      <w:r>
+        <w:t>hr</w:t>
+      </w:r>
+      <w:proofErr w:type="spellEnd"/>
+      <w:r>
+        <w:t xml:space="preserve"> person and then the employee can change the password. The </w:t>
+      </w:r>
+      <w:proofErr w:type="spellStart"/>
+      <w:r>
+        <w:t>hr</w:t>
+      </w:r>
+      <w:proofErr w:type="spellEnd"/>
+      <w:r>
+        <w:t xml:space="preserve"> person is the only one that can do this. Based on your department you have </w:t>
+      </w:r>
+      <w:proofErr w:type="gramStart"/>
+      <w:r>
+        <w:t>permissions</w:t>
+      </w:r>
+      <w:proofErr w:type="gramEnd"/>
+      <w:r>
+        <w:t>.</w:t>
       </w:r>
     </w:p>
     <w:p>
@@ -188,7 +230,15 @@
         <w:jc w:val="left"/>
       </w:pPr>
       <w:r>
-        <w:t>There is a main feed with announcements posted by the hr person or the boss, the others can comment/ react.</w:t>
+        <w:t xml:space="preserve">There is a main feed with announcements posted by the </w:t>
+      </w:r>
+      <w:proofErr w:type="spellStart"/>
+      <w:r>
+        <w:t>hr</w:t>
+      </w:r>
+      <w:proofErr w:type="spellEnd"/>
+      <w:r>
+        <w:t xml:space="preserve"> person or the boss, the others can comment/ react.</w:t>
       </w:r>
     </w:p>
     <w:p>
@@ -201,13 +251,29 @@
         <w:jc w:val="left"/>
       </w:pPr>
       <w:r>
-        <w:t>Each user has a calendar page where he has all the events/ meetings he confirmed is going to attend.</w:t>
-      </w:r>
-      <w:r>
-        <w:t>+ the days he is planning to go to office and the days staying at home.</w:t>
-      </w:r>
-      <w:r>
-        <w:t xml:space="preserve"> All the data here is work related. This calendar page can be accessed by other colleagues to check you availability, there they can book/request a meeting with you</w:t>
+        <w:t xml:space="preserve">Each user has a calendar page where he has all the events/ meetings he confirmed is going to </w:t>
+      </w:r>
+      <w:proofErr w:type="gramStart"/>
+      <w:r>
+        <w:t>attend.</w:t>
+      </w:r>
+      <w:r>
+        <w:t>+</w:t>
+      </w:r>
+      <w:proofErr w:type="gramEnd"/>
+      <w:r>
+        <w:t xml:space="preserve"> the days he is planning to go to office and the days staying at home.</w:t>
+      </w:r>
+      <w:r>
+        <w:t xml:space="preserve"> All the data here is work related. This calendar page can be accessed by other colleagues to check </w:t>
+      </w:r>
+      <w:proofErr w:type="gramStart"/>
+      <w:r>
+        <w:t>you</w:t>
+      </w:r>
+      <w:proofErr w:type="gramEnd"/>
+      <w:r>
+        <w:t xml:space="preserve"> availability, there they can book/request a meeting with you</w:t>
       </w:r>
       <w:r>
         <w:t>.</w:t>
@@ -223,7 +289,39 @@
         <w:jc w:val="left"/>
       </w:pPr>
       <w:r>
-        <w:t>Assumption1: the new employee has not signed the appropriate paperwork yet. Assumption2: the credentials for this app are sent in the See you Monday! Email. So the new employee logs in changes the password. For each user but especially for the new employee there is a profile page with your info the link to the appropriate department on slack(assuming that is how slack is used I have never used it) and a list of required documents to upload or to complete. The user submits.</w:t>
+        <w:t xml:space="preserve">Assumption1: the new employee has not signed the appropriate paperwork yet. Assumption2: the credentials for this app are sent in </w:t>
+      </w:r>
+      <w:proofErr w:type="gramStart"/>
+      <w:r>
+        <w:t>the See</w:t>
+      </w:r>
+      <w:proofErr w:type="gramEnd"/>
+      <w:r>
+        <w:t xml:space="preserve"> you Monday! Email. </w:t>
+      </w:r>
+      <w:proofErr w:type="gramStart"/>
+      <w:r>
+        <w:t>So</w:t>
+      </w:r>
+      <w:proofErr w:type="gramEnd"/>
+      <w:r>
+        <w:t xml:space="preserve"> the new employee logs in </w:t>
+      </w:r>
+      <w:proofErr w:type="gramStart"/>
+      <w:r>
+        <w:t>changes</w:t>
+      </w:r>
+      <w:proofErr w:type="gramEnd"/>
+      <w:r>
+        <w:t xml:space="preserve"> the password. For each user but especially for the new employee there is a profile page with your info the link to the appropriate department on </w:t>
+      </w:r>
+      <w:proofErr w:type="gramStart"/>
+      <w:r>
+        <w:t>slack(</w:t>
+      </w:r>
+      <w:proofErr w:type="gramEnd"/>
+      <w:r>
+        <w:t>assuming that is how slack is used I have never used it) and a list of required documents to upload or to complete. The user submits.</w:t>
       </w:r>
     </w:p>
     <w:p>
@@ -236,7 +334,23 @@
         <w:jc w:val="left"/>
       </w:pPr>
       <w:r>
-        <w:t>The hr person has a page with a list of all employees and when one is selected the document are there.</w:t>
+        <w:t xml:space="preserve">The </w:t>
+      </w:r>
+      <w:proofErr w:type="spellStart"/>
+      <w:r>
+        <w:t>hr</w:t>
+      </w:r>
+      <w:proofErr w:type="spellEnd"/>
+      <w:r>
+        <w:t xml:space="preserve"> person has a page with a list of all employees and when one is selected the document </w:t>
+      </w:r>
+      <w:proofErr w:type="gramStart"/>
+      <w:r>
+        <w:t>are</w:t>
+      </w:r>
+      <w:proofErr w:type="gramEnd"/>
+      <w:r>
+        <w:t xml:space="preserve"> there.</w:t>
       </w:r>
     </w:p>
     <w:p>
@@ -328,8 +442,14 @@
     <w:p>
       <w:pPr>
         <w:jc w:val="left"/>
-      </w:pPr>
-      <w:r>
+        <w:rPr>
+          <w:color w:val="D99594" w:themeColor="accent2" w:themeTint="99"/>
+        </w:rPr>
+      </w:pPr>
+      <w:r>
+        <w:rPr>
+          <w:color w:val="D99594" w:themeColor="accent2" w:themeTint="99"/>
+        </w:rPr>
         <w:t>Accounts</w:t>
       </w:r>
     </w:p>
@@ -341,8 +461,14 @@
           <w:numId w:val="4"/>
         </w:numPr>
         <w:jc w:val="left"/>
-      </w:pPr>
-      <w:r>
+        <w:rPr>
+          <w:color w:val="D99594" w:themeColor="accent2" w:themeTint="99"/>
+        </w:rPr>
+      </w:pPr>
+      <w:r>
+        <w:rPr>
+          <w:color w:val="D99594" w:themeColor="accent2" w:themeTint="99"/>
+        </w:rPr>
         <w:t>Id</w:t>
       </w:r>
     </w:p>
@@ -354,8 +480,14 @@
           <w:numId w:val="4"/>
         </w:numPr>
         <w:jc w:val="left"/>
-      </w:pPr>
-      <w:r>
+        <w:rPr>
+          <w:color w:val="D99594" w:themeColor="accent2" w:themeTint="99"/>
+        </w:rPr>
+      </w:pPr>
+      <w:r>
+        <w:rPr>
+          <w:color w:val="D99594" w:themeColor="accent2" w:themeTint="99"/>
+        </w:rPr>
         <w:t>Email</w:t>
       </w:r>
     </w:p>
@@ -367,8 +499,14 @@
           <w:numId w:val="4"/>
         </w:numPr>
         <w:jc w:val="left"/>
-      </w:pPr>
-      <w:r>
+        <w:rPr>
+          <w:color w:val="D99594" w:themeColor="accent2" w:themeTint="99"/>
+        </w:rPr>
+      </w:pPr>
+      <w:r>
+        <w:rPr>
+          <w:color w:val="D99594" w:themeColor="accent2" w:themeTint="99"/>
+        </w:rPr>
         <w:t>First Name</w:t>
       </w:r>
     </w:p>
@@ -380,8 +518,14 @@
           <w:numId w:val="4"/>
         </w:numPr>
         <w:jc w:val="left"/>
-      </w:pPr>
-      <w:r>
+        <w:rPr>
+          <w:color w:val="D99594" w:themeColor="accent2" w:themeTint="99"/>
+        </w:rPr>
+      </w:pPr>
+      <w:r>
+        <w:rPr>
+          <w:color w:val="D99594" w:themeColor="accent2" w:themeTint="99"/>
+        </w:rPr>
         <w:t>Last Name</w:t>
       </w:r>
     </w:p>
@@ -393,8 +537,14 @@
           <w:numId w:val="4"/>
         </w:numPr>
         <w:jc w:val="left"/>
-      </w:pPr>
-      <w:r>
+        <w:rPr>
+          <w:color w:val="D99594" w:themeColor="accent2" w:themeTint="99"/>
+        </w:rPr>
+      </w:pPr>
+      <w:r>
+        <w:rPr>
+          <w:color w:val="D99594" w:themeColor="accent2" w:themeTint="99"/>
+        </w:rPr>
         <w:t>Password</w:t>
       </w:r>
     </w:p>
@@ -406,52 +556,88 @@
           <w:numId w:val="4"/>
         </w:numPr>
         <w:jc w:val="left"/>
-      </w:pPr>
-      <w:r>
+        <w:rPr>
+          <w:color w:val="D99594" w:themeColor="accent2" w:themeTint="99"/>
+        </w:rPr>
+      </w:pPr>
+      <w:proofErr w:type="spellStart"/>
+      <w:r>
+        <w:rPr>
+          <w:color w:val="D99594" w:themeColor="accent2" w:themeTint="99"/>
+        </w:rPr>
         <w:t>Role</w:t>
       </w:r>
       <w:r>
+        <w:rPr>
+          <w:color w:val="D99594" w:themeColor="accent2" w:themeTint="99"/>
+        </w:rPr>
         <w:t>ID</w:t>
       </w:r>
-    </w:p>
-    <w:p>
-      <w:pPr>
-        <w:pStyle w:val="ListParagraph"/>
-        <w:numPr>
-          <w:ilvl w:val="0"/>
-          <w:numId w:val="4"/>
-        </w:numPr>
-        <w:jc w:val="left"/>
-      </w:pPr>
-      <w:r>
+      <w:proofErr w:type="spellEnd"/>
+    </w:p>
+    <w:p>
+      <w:pPr>
+        <w:pStyle w:val="ListParagraph"/>
+        <w:numPr>
+          <w:ilvl w:val="0"/>
+          <w:numId w:val="4"/>
+        </w:numPr>
+        <w:jc w:val="left"/>
+        <w:rPr>
+          <w:color w:val="D99594" w:themeColor="accent2" w:themeTint="99"/>
+        </w:rPr>
+      </w:pPr>
+      <w:proofErr w:type="spellStart"/>
+      <w:r>
+        <w:rPr>
+          <w:color w:val="D99594" w:themeColor="accent2" w:themeTint="99"/>
+        </w:rPr>
         <w:t>DepartmentID</w:t>
       </w:r>
-    </w:p>
-    <w:p>
-      <w:pPr>
-        <w:pStyle w:val="ListParagraph"/>
-        <w:numPr>
-          <w:ilvl w:val="0"/>
-          <w:numId w:val="4"/>
-        </w:numPr>
-        <w:jc w:val="left"/>
-      </w:pPr>
-      <w:r>
+      <w:proofErr w:type="spellEnd"/>
+    </w:p>
+    <w:p>
+      <w:pPr>
+        <w:pStyle w:val="ListParagraph"/>
+        <w:numPr>
+          <w:ilvl w:val="0"/>
+          <w:numId w:val="4"/>
+        </w:numPr>
+        <w:jc w:val="left"/>
+        <w:rPr>
+          <w:color w:val="D99594" w:themeColor="accent2" w:themeTint="99"/>
+        </w:rPr>
+      </w:pPr>
+      <w:proofErr w:type="spellStart"/>
+      <w:r>
+        <w:rPr>
+          <w:color w:val="D99594" w:themeColor="accent2" w:themeTint="99"/>
+        </w:rPr>
         <w:t>MustChangePassword</w:t>
       </w:r>
+      <w:proofErr w:type="spellEnd"/>
     </w:p>
     <w:p>
       <w:pPr>
         <w:ind w:left="567" w:firstLine="0"/>
         <w:jc w:val="left"/>
+        <w:rPr>
+          <w:color w:val="D99594" w:themeColor="accent2" w:themeTint="99"/>
+        </w:rPr>
       </w:pPr>
     </w:p>
     <w:p>
       <w:pPr>
         <w:ind w:left="567" w:firstLine="0"/>
         <w:jc w:val="left"/>
-      </w:pPr>
-      <w:r>
+        <w:rPr>
+          <w:color w:val="D99594" w:themeColor="accent2" w:themeTint="99"/>
+        </w:rPr>
+      </w:pPr>
+      <w:r>
+        <w:rPr>
+          <w:color w:val="D99594" w:themeColor="accent2" w:themeTint="99"/>
+        </w:rPr>
         <w:t>Roles</w:t>
       </w:r>
     </w:p>
@@ -463,8 +649,14 @@
           <w:numId w:val="4"/>
         </w:numPr>
         <w:jc w:val="left"/>
-      </w:pPr>
-      <w:r>
+        <w:rPr>
+          <w:color w:val="D99594" w:themeColor="accent2" w:themeTint="99"/>
+        </w:rPr>
+      </w:pPr>
+      <w:r>
+        <w:rPr>
+          <w:color w:val="D99594" w:themeColor="accent2" w:themeTint="99"/>
+        </w:rPr>
         <w:t>Id</w:t>
       </w:r>
     </w:p>
@@ -476,14 +668,40 @@
           <w:numId w:val="4"/>
         </w:numPr>
         <w:jc w:val="left"/>
-      </w:pPr>
-      <w:r>
+        <w:rPr>
+          <w:color w:val="D99594" w:themeColor="accent2" w:themeTint="99"/>
+        </w:rPr>
+      </w:pPr>
+      <w:r>
+        <w:rPr>
+          <w:color w:val="D99594" w:themeColor="accent2" w:themeTint="99"/>
+        </w:rPr>
         <w:t>Role Name (</w:t>
       </w:r>
       <w:r>
-        <w:t>employee, hr, admin/boss</w:t>
-      </w:r>
-      <w:r>
+        <w:rPr>
+          <w:color w:val="D99594" w:themeColor="accent2" w:themeTint="99"/>
+        </w:rPr>
+        <w:t xml:space="preserve">employee, </w:t>
+      </w:r>
+      <w:proofErr w:type="spellStart"/>
+      <w:r>
+        <w:rPr>
+          <w:color w:val="D99594" w:themeColor="accent2" w:themeTint="99"/>
+        </w:rPr>
+        <w:t>hr</w:t>
+      </w:r>
+      <w:proofErr w:type="spellEnd"/>
+      <w:r>
+        <w:rPr>
+          <w:color w:val="D99594" w:themeColor="accent2" w:themeTint="99"/>
+        </w:rPr>
+        <w:t>, admin/boss</w:t>
+      </w:r>
+      <w:r>
+        <w:rPr>
+          <w:color w:val="D99594" w:themeColor="accent2" w:themeTint="99"/>
+        </w:rPr>
         <w:t>)</w:t>
       </w:r>
     </w:p>
@@ -497,8 +715,14 @@
       <w:pPr>
         <w:ind w:left="567" w:firstLine="0"/>
         <w:jc w:val="left"/>
-      </w:pPr>
-      <w:r>
+        <w:rPr>
+          <w:color w:val="D99594" w:themeColor="accent2" w:themeTint="99"/>
+        </w:rPr>
+      </w:pPr>
+      <w:r>
+        <w:rPr>
+          <w:color w:val="D99594" w:themeColor="accent2" w:themeTint="99"/>
+        </w:rPr>
         <w:t>Departments</w:t>
       </w:r>
     </w:p>
@@ -510,8 +734,14 @@
           <w:numId w:val="4"/>
         </w:numPr>
         <w:jc w:val="left"/>
-      </w:pPr>
-      <w:r>
+        <w:rPr>
+          <w:color w:val="D99594" w:themeColor="accent2" w:themeTint="99"/>
+        </w:rPr>
+      </w:pPr>
+      <w:r>
+        <w:rPr>
+          <w:color w:val="D99594" w:themeColor="accent2" w:themeTint="99"/>
+        </w:rPr>
         <w:t>Id</w:t>
       </w:r>
     </w:p>
@@ -523,8 +753,14 @@
           <w:numId w:val="4"/>
         </w:numPr>
         <w:jc w:val="left"/>
-      </w:pPr>
-      <w:r>
+        <w:rPr>
+          <w:color w:val="D99594" w:themeColor="accent2" w:themeTint="99"/>
+        </w:rPr>
+      </w:pPr>
+      <w:r>
+        <w:rPr>
+          <w:color w:val="D99594" w:themeColor="accent2" w:themeTint="99"/>
+        </w:rPr>
         <w:t>Department Name</w:t>
       </w:r>
     </w:p>
@@ -536,8 +772,14 @@
           <w:numId w:val="4"/>
         </w:numPr>
         <w:jc w:val="left"/>
-      </w:pPr>
-      <w:r>
+        <w:rPr>
+          <w:color w:val="D99594" w:themeColor="accent2" w:themeTint="99"/>
+        </w:rPr>
+      </w:pPr>
+      <w:r>
+        <w:rPr>
+          <w:color w:val="D99594" w:themeColor="accent2" w:themeTint="99"/>
+        </w:rPr>
         <w:t>Slack Link</w:t>
       </w:r>
     </w:p>
@@ -546,6 +788,9 @@
         <w:pStyle w:val="ListParagraph"/>
         <w:ind w:left="927" w:firstLine="0"/>
         <w:jc w:val="left"/>
+        <w:rPr>
+          <w:color w:val="D99594" w:themeColor="accent2" w:themeTint="99"/>
+        </w:rPr>
       </w:pPr>
     </w:p>
     <w:p>
@@ -559,8 +804,14 @@
       <w:pPr>
         <w:ind w:left="567" w:firstLine="0"/>
         <w:jc w:val="left"/>
-      </w:pPr>
-      <w:r>
+        <w:rPr>
+          <w:color w:val="D99594" w:themeColor="accent2" w:themeTint="99"/>
+        </w:rPr>
+      </w:pPr>
+      <w:r>
+        <w:rPr>
+          <w:color w:val="D99594" w:themeColor="accent2" w:themeTint="99"/>
+        </w:rPr>
         <w:t>Posts</w:t>
       </w:r>
     </w:p>
@@ -572,8 +823,14 @@
           <w:numId w:val="4"/>
         </w:numPr>
         <w:jc w:val="left"/>
-      </w:pPr>
-      <w:r>
+        <w:rPr>
+          <w:color w:val="D99594" w:themeColor="accent2" w:themeTint="99"/>
+        </w:rPr>
+      </w:pPr>
+      <w:r>
+        <w:rPr>
+          <w:color w:val="D99594" w:themeColor="accent2" w:themeTint="99"/>
+        </w:rPr>
         <w:t>Id</w:t>
       </w:r>
     </w:p>
@@ -585,8 +842,14 @@
           <w:numId w:val="4"/>
         </w:numPr>
         <w:jc w:val="left"/>
-      </w:pPr>
-      <w:r>
+        <w:rPr>
+          <w:color w:val="D99594" w:themeColor="accent2" w:themeTint="99"/>
+        </w:rPr>
+      </w:pPr>
+      <w:r>
+        <w:rPr>
+          <w:color w:val="D99594" w:themeColor="accent2" w:themeTint="99"/>
+        </w:rPr>
         <w:t>Title</w:t>
       </w:r>
     </w:p>
@@ -598,8 +861,14 @@
           <w:numId w:val="4"/>
         </w:numPr>
         <w:jc w:val="left"/>
-      </w:pPr>
-      <w:r>
+        <w:rPr>
+          <w:color w:val="D99594" w:themeColor="accent2" w:themeTint="99"/>
+        </w:rPr>
+      </w:pPr>
+      <w:r>
+        <w:rPr>
+          <w:color w:val="D99594" w:themeColor="accent2" w:themeTint="99"/>
+        </w:rPr>
         <w:t>Content</w:t>
       </w:r>
     </w:p>
@@ -611,8 +880,14 @@
           <w:numId w:val="4"/>
         </w:numPr>
         <w:jc w:val="left"/>
-      </w:pPr>
-      <w:r>
+        <w:rPr>
+          <w:color w:val="D99594" w:themeColor="accent2" w:themeTint="99"/>
+        </w:rPr>
+      </w:pPr>
+      <w:r>
+        <w:rPr>
+          <w:color w:val="D99594" w:themeColor="accent2" w:themeTint="99"/>
+        </w:rPr>
         <w:t>Image</w:t>
       </w:r>
     </w:p>
@@ -624,8 +899,14 @@
           <w:numId w:val="4"/>
         </w:numPr>
         <w:jc w:val="left"/>
-      </w:pPr>
-      <w:r>
+        <w:rPr>
+          <w:color w:val="D99594" w:themeColor="accent2" w:themeTint="99"/>
+        </w:rPr>
+      </w:pPr>
+      <w:r>
+        <w:rPr>
+          <w:color w:val="D99594" w:themeColor="accent2" w:themeTint="99"/>
+        </w:rPr>
         <w:t>Created At</w:t>
       </w:r>
     </w:p>
@@ -637,8 +918,14 @@
           <w:numId w:val="4"/>
         </w:numPr>
         <w:jc w:val="left"/>
-      </w:pPr>
-      <w:r>
+        <w:rPr>
+          <w:color w:val="D99594" w:themeColor="accent2" w:themeTint="99"/>
+        </w:rPr>
+      </w:pPr>
+      <w:r>
+        <w:rPr>
+          <w:color w:val="D99594" w:themeColor="accent2" w:themeTint="99"/>
+        </w:rPr>
         <w:t>Created By</w:t>
       </w:r>
     </w:p>
@@ -652,8 +939,14 @@
       <w:pPr>
         <w:ind w:left="567" w:firstLine="0"/>
         <w:jc w:val="left"/>
-      </w:pPr>
-      <w:r>
+        <w:rPr>
+          <w:color w:val="D99594" w:themeColor="accent2" w:themeTint="99"/>
+        </w:rPr>
+      </w:pPr>
+      <w:r>
+        <w:rPr>
+          <w:color w:val="D99594" w:themeColor="accent2" w:themeTint="99"/>
+        </w:rPr>
         <w:t>Comments</w:t>
       </w:r>
     </w:p>
@@ -665,8 +958,14 @@
           <w:numId w:val="4"/>
         </w:numPr>
         <w:jc w:val="left"/>
-      </w:pPr>
-      <w:r>
+        <w:rPr>
+          <w:color w:val="D99594" w:themeColor="accent2" w:themeTint="99"/>
+        </w:rPr>
+      </w:pPr>
+      <w:r>
+        <w:rPr>
+          <w:color w:val="D99594" w:themeColor="accent2" w:themeTint="99"/>
+        </w:rPr>
         <w:t>Id</w:t>
       </w:r>
     </w:p>
@@ -678,37 +977,62 @@
           <w:numId w:val="4"/>
         </w:numPr>
         <w:jc w:val="left"/>
-      </w:pPr>
-      <w:r>
+        <w:rPr>
+          <w:color w:val="D99594" w:themeColor="accent2" w:themeTint="99"/>
+        </w:rPr>
+      </w:pPr>
+      <w:proofErr w:type="spellStart"/>
+      <w:r>
+        <w:rPr>
+          <w:color w:val="D99594" w:themeColor="accent2" w:themeTint="99"/>
+        </w:rPr>
         <w:t>PostID</w:t>
       </w:r>
-    </w:p>
-    <w:p>
-      <w:pPr>
-        <w:pStyle w:val="ListParagraph"/>
-        <w:numPr>
-          <w:ilvl w:val="0"/>
-          <w:numId w:val="4"/>
-        </w:numPr>
-        <w:jc w:val="left"/>
-      </w:pPr>
-      <w:r>
+      <w:proofErr w:type="spellEnd"/>
+    </w:p>
+    <w:p>
+      <w:pPr>
+        <w:pStyle w:val="ListParagraph"/>
+        <w:numPr>
+          <w:ilvl w:val="0"/>
+          <w:numId w:val="4"/>
+        </w:numPr>
+        <w:jc w:val="left"/>
+        <w:rPr>
+          <w:color w:val="D99594" w:themeColor="accent2" w:themeTint="99"/>
+        </w:rPr>
+      </w:pPr>
+      <w:proofErr w:type="spellStart"/>
+      <w:r>
+        <w:rPr>
+          <w:color w:val="D99594" w:themeColor="accent2" w:themeTint="99"/>
+        </w:rPr>
         <w:t>Account</w:t>
       </w:r>
       <w:r>
+        <w:rPr>
+          <w:color w:val="D99594" w:themeColor="accent2" w:themeTint="99"/>
+        </w:rPr>
         <w:t>ID</w:t>
       </w:r>
-    </w:p>
-    <w:p>
-      <w:pPr>
-        <w:pStyle w:val="ListParagraph"/>
-        <w:numPr>
-          <w:ilvl w:val="0"/>
-          <w:numId w:val="4"/>
-        </w:numPr>
-        <w:jc w:val="left"/>
-      </w:pPr>
-      <w:r>
+      <w:proofErr w:type="spellEnd"/>
+    </w:p>
+    <w:p>
+      <w:pPr>
+        <w:pStyle w:val="ListParagraph"/>
+        <w:numPr>
+          <w:ilvl w:val="0"/>
+          <w:numId w:val="4"/>
+        </w:numPr>
+        <w:jc w:val="left"/>
+        <w:rPr>
+          <w:color w:val="D99594" w:themeColor="accent2" w:themeTint="99"/>
+        </w:rPr>
+      </w:pPr>
+      <w:r>
+        <w:rPr>
+          <w:color w:val="D99594" w:themeColor="accent2" w:themeTint="99"/>
+        </w:rPr>
         <w:t>Content</w:t>
       </w:r>
     </w:p>
@@ -720,8 +1044,14 @@
           <w:numId w:val="4"/>
         </w:numPr>
         <w:jc w:val="left"/>
-      </w:pPr>
-      <w:r>
+        <w:rPr>
+          <w:color w:val="D99594" w:themeColor="accent2" w:themeTint="99"/>
+        </w:rPr>
+      </w:pPr>
+      <w:r>
+        <w:rPr>
+          <w:color w:val="D99594" w:themeColor="accent2" w:themeTint="99"/>
+        </w:rPr>
         <w:t>Created At</w:t>
       </w:r>
     </w:p>
@@ -729,20 +1059,32 @@
       <w:pPr>
         <w:ind w:left="567" w:firstLine="0"/>
         <w:jc w:val="left"/>
+        <w:rPr>
+          <w:color w:val="D99594" w:themeColor="accent2" w:themeTint="99"/>
+        </w:rPr>
       </w:pPr>
     </w:p>
     <w:p>
       <w:pPr>
         <w:ind w:left="567" w:firstLine="0"/>
         <w:jc w:val="left"/>
+        <w:rPr>
+          <w:color w:val="D99594" w:themeColor="accent2" w:themeTint="99"/>
+        </w:rPr>
       </w:pPr>
     </w:p>
     <w:p>
       <w:pPr>
         <w:ind w:left="567" w:firstLine="0"/>
         <w:jc w:val="left"/>
-      </w:pPr>
-      <w:r>
+        <w:rPr>
+          <w:color w:val="D99594" w:themeColor="accent2" w:themeTint="99"/>
+        </w:rPr>
+      </w:pPr>
+      <w:r>
+        <w:rPr>
+          <w:color w:val="D99594" w:themeColor="accent2" w:themeTint="99"/>
+        </w:rPr>
         <w:t>Reacts</w:t>
       </w:r>
     </w:p>
@@ -754,8 +1096,14 @@
           <w:numId w:val="4"/>
         </w:numPr>
         <w:jc w:val="left"/>
-      </w:pPr>
-      <w:r>
+        <w:rPr>
+          <w:color w:val="D99594" w:themeColor="accent2" w:themeTint="99"/>
+        </w:rPr>
+      </w:pPr>
+      <w:r>
+        <w:rPr>
+          <w:color w:val="D99594" w:themeColor="accent2" w:themeTint="99"/>
+        </w:rPr>
         <w:t>Id</w:t>
       </w:r>
     </w:p>
@@ -767,37 +1115,62 @@
           <w:numId w:val="4"/>
         </w:numPr>
         <w:jc w:val="left"/>
-      </w:pPr>
-      <w:r>
+        <w:rPr>
+          <w:color w:val="D99594" w:themeColor="accent2" w:themeTint="99"/>
+        </w:rPr>
+      </w:pPr>
+      <w:proofErr w:type="spellStart"/>
+      <w:r>
+        <w:rPr>
+          <w:color w:val="D99594" w:themeColor="accent2" w:themeTint="99"/>
+        </w:rPr>
         <w:t>PostID</w:t>
       </w:r>
-    </w:p>
-    <w:p>
-      <w:pPr>
-        <w:pStyle w:val="ListParagraph"/>
-        <w:numPr>
-          <w:ilvl w:val="0"/>
-          <w:numId w:val="4"/>
-        </w:numPr>
-        <w:jc w:val="left"/>
-      </w:pPr>
-      <w:r>
+      <w:proofErr w:type="spellEnd"/>
+    </w:p>
+    <w:p>
+      <w:pPr>
+        <w:pStyle w:val="ListParagraph"/>
+        <w:numPr>
+          <w:ilvl w:val="0"/>
+          <w:numId w:val="4"/>
+        </w:numPr>
+        <w:jc w:val="left"/>
+        <w:rPr>
+          <w:color w:val="D99594" w:themeColor="accent2" w:themeTint="99"/>
+        </w:rPr>
+      </w:pPr>
+      <w:proofErr w:type="spellStart"/>
+      <w:r>
+        <w:rPr>
+          <w:color w:val="D99594" w:themeColor="accent2" w:themeTint="99"/>
+        </w:rPr>
         <w:t>Account</w:t>
       </w:r>
       <w:r>
+        <w:rPr>
+          <w:color w:val="D99594" w:themeColor="accent2" w:themeTint="99"/>
+        </w:rPr>
         <w:t>ID</w:t>
       </w:r>
-    </w:p>
-    <w:p>
-      <w:pPr>
-        <w:pStyle w:val="ListParagraph"/>
-        <w:numPr>
-          <w:ilvl w:val="0"/>
-          <w:numId w:val="4"/>
-        </w:numPr>
-        <w:jc w:val="left"/>
-      </w:pPr>
-      <w:r>
+      <w:proofErr w:type="spellEnd"/>
+    </w:p>
+    <w:p>
+      <w:pPr>
+        <w:pStyle w:val="ListParagraph"/>
+        <w:numPr>
+          <w:ilvl w:val="0"/>
+          <w:numId w:val="4"/>
+        </w:numPr>
+        <w:jc w:val="left"/>
+        <w:rPr>
+          <w:color w:val="D99594" w:themeColor="accent2" w:themeTint="99"/>
+        </w:rPr>
+      </w:pPr>
+      <w:r>
+        <w:rPr>
+          <w:color w:val="D99594" w:themeColor="accent2" w:themeTint="99"/>
+        </w:rPr>
         <w:t>React Type</w:t>
       </w:r>
     </w:p>
@@ -805,66 +1178,734 @@
       <w:pPr>
         <w:ind w:left="567" w:firstLine="0"/>
         <w:jc w:val="left"/>
-      </w:pPr>
-      <w:r>
-        <w:t>Unique(PostI</w:t>
-      </w:r>
-      <w:r>
-        <w:t>D,</w:t>
-      </w:r>
-      <w:r>
-        <w:t xml:space="preserve"> AccountI</w:t>
-      </w:r>
-      <w:r>
+        <w:rPr>
+          <w:color w:val="D99594" w:themeColor="accent2" w:themeTint="99"/>
+        </w:rPr>
+      </w:pPr>
+      <w:proofErr w:type="gramStart"/>
+      <w:r>
+        <w:rPr>
+          <w:color w:val="D99594" w:themeColor="accent2" w:themeTint="99"/>
+        </w:rPr>
+        <w:t>Unique(</w:t>
+      </w:r>
+      <w:proofErr w:type="spellStart"/>
+      <w:proofErr w:type="gramEnd"/>
+      <w:r>
+        <w:rPr>
+          <w:color w:val="D99594" w:themeColor="accent2" w:themeTint="99"/>
+        </w:rPr>
+        <w:t>PostID</w:t>
+      </w:r>
+      <w:proofErr w:type="spellEnd"/>
+      <w:r>
+        <w:rPr>
+          <w:color w:val="D99594" w:themeColor="accent2" w:themeTint="99"/>
+        </w:rPr>
+        <w:t xml:space="preserve">, </w:t>
+      </w:r>
+      <w:proofErr w:type="spellStart"/>
+      <w:r>
+        <w:rPr>
+          <w:color w:val="D99594" w:themeColor="accent2" w:themeTint="99"/>
+        </w:rPr>
+        <w:t>AccountID</w:t>
+      </w:r>
+      <w:proofErr w:type="spellEnd"/>
+      <w:r>
+        <w:rPr>
+          <w:color w:val="D99594" w:themeColor="accent2" w:themeTint="99"/>
+        </w:rPr>
+        <w:t>)</w:t>
+      </w:r>
+    </w:p>
+    <w:p>
+      <w:pPr>
+        <w:jc w:val="left"/>
+        <w:rPr>
+          <w:color w:val="D99594" w:themeColor="accent2" w:themeTint="99"/>
+        </w:rPr>
+      </w:pPr>
+    </w:p>
+    <w:p>
+      <w:pPr>
+        <w:jc w:val="left"/>
+      </w:pPr>
+    </w:p>
+    <w:p>
+      <w:pPr>
+        <w:jc w:val="left"/>
+      </w:pPr>
+    </w:p>
+    <w:p>
+      <w:pPr>
+        <w:jc w:val="left"/>
+      </w:pPr>
+    </w:p>
+    <w:p>
+      <w:pPr>
+        <w:jc w:val="left"/>
+      </w:pPr>
+    </w:p>
+    <w:p>
+      <w:pPr>
+        <w:jc w:val="left"/>
+        <w:rPr>
+          <w:color w:val="D99594" w:themeColor="accent2" w:themeTint="99"/>
+        </w:rPr>
+      </w:pPr>
+      <w:r>
+        <w:rPr>
+          <w:color w:val="D99594" w:themeColor="accent2" w:themeTint="99"/>
+        </w:rPr>
+        <w:t>Documents</w:t>
+      </w:r>
+    </w:p>
+    <w:p>
+      <w:pPr>
+        <w:pStyle w:val="ListParagraph"/>
+        <w:numPr>
+          <w:ilvl w:val="0"/>
+          <w:numId w:val="4"/>
+        </w:numPr>
+        <w:jc w:val="left"/>
+        <w:rPr>
+          <w:color w:val="D99594" w:themeColor="accent2" w:themeTint="99"/>
+        </w:rPr>
+      </w:pPr>
+      <w:r>
+        <w:rPr>
+          <w:color w:val="D99594" w:themeColor="accent2" w:themeTint="99"/>
+        </w:rPr>
+        <w:t>Id</w:t>
+      </w:r>
+    </w:p>
+    <w:p>
+      <w:pPr>
+        <w:pStyle w:val="ListParagraph"/>
+        <w:numPr>
+          <w:ilvl w:val="0"/>
+          <w:numId w:val="4"/>
+        </w:numPr>
+        <w:jc w:val="left"/>
+        <w:rPr>
+          <w:color w:val="D99594" w:themeColor="accent2" w:themeTint="99"/>
+        </w:rPr>
+      </w:pPr>
+      <w:proofErr w:type="spellStart"/>
+      <w:r>
+        <w:rPr>
+          <w:color w:val="D99594" w:themeColor="accent2" w:themeTint="99"/>
+        </w:rPr>
+        <w:t>AccountID</w:t>
+      </w:r>
+      <w:proofErr w:type="spellEnd"/>
+    </w:p>
+    <w:p>
+      <w:pPr>
+        <w:pStyle w:val="ListParagraph"/>
+        <w:numPr>
+          <w:ilvl w:val="0"/>
+          <w:numId w:val="4"/>
+        </w:numPr>
+        <w:jc w:val="left"/>
+        <w:rPr>
+          <w:color w:val="D99594" w:themeColor="accent2" w:themeTint="99"/>
+        </w:rPr>
+      </w:pPr>
+      <w:r>
+        <w:rPr>
+          <w:color w:val="D99594" w:themeColor="accent2" w:themeTint="99"/>
+        </w:rPr>
+        <w:t xml:space="preserve">Document </w:t>
+      </w:r>
+      <w:proofErr w:type="spellStart"/>
+      <w:r>
+        <w:rPr>
+          <w:color w:val="D99594" w:themeColor="accent2" w:themeTint="99"/>
+        </w:rPr>
+        <w:t>Type</w:t>
+      </w:r>
+      <w:r>
+        <w:rPr>
+          <w:color w:val="D99594" w:themeColor="accent2" w:themeTint="99"/>
+        </w:rPr>
+        <w:t>ID</w:t>
+      </w:r>
+      <w:proofErr w:type="spellEnd"/>
+    </w:p>
+    <w:p>
+      <w:pPr>
+        <w:pStyle w:val="ListParagraph"/>
+        <w:numPr>
+          <w:ilvl w:val="0"/>
+          <w:numId w:val="4"/>
+        </w:numPr>
+        <w:jc w:val="left"/>
+        <w:rPr>
+          <w:color w:val="D99594" w:themeColor="accent2" w:themeTint="99"/>
+        </w:rPr>
+      </w:pPr>
+      <w:r>
+        <w:rPr>
+          <w:color w:val="D99594" w:themeColor="accent2" w:themeTint="99"/>
+        </w:rPr>
+        <w:t xml:space="preserve">File </w:t>
+      </w:r>
+      <w:proofErr w:type="spellStart"/>
+      <w:r>
+        <w:rPr>
+          <w:color w:val="D99594" w:themeColor="accent2" w:themeTint="99"/>
+        </w:rPr>
+        <w:t>url</w:t>
+      </w:r>
+      <w:proofErr w:type="spellEnd"/>
+    </w:p>
+    <w:p>
+      <w:pPr>
+        <w:pStyle w:val="ListParagraph"/>
+        <w:numPr>
+          <w:ilvl w:val="0"/>
+          <w:numId w:val="4"/>
+        </w:numPr>
+        <w:jc w:val="left"/>
+        <w:rPr>
+          <w:color w:val="D99594" w:themeColor="accent2" w:themeTint="99"/>
+        </w:rPr>
+      </w:pPr>
+      <w:r>
+        <w:rPr>
+          <w:color w:val="D99594" w:themeColor="accent2" w:themeTint="99"/>
+        </w:rPr>
+        <w:t>Status (</w:t>
+      </w:r>
+      <w:r>
+        <w:rPr>
+          <w:color w:val="D99594" w:themeColor="accent2" w:themeTint="99"/>
+        </w:rPr>
+        <w:t xml:space="preserve">missing, </w:t>
+      </w:r>
+      <w:proofErr w:type="spellStart"/>
+      <w:proofErr w:type="gramStart"/>
+      <w:r>
+        <w:rPr>
+          <w:color w:val="D99594" w:themeColor="accent2" w:themeTint="99"/>
+        </w:rPr>
+        <w:t>submitted,approved</w:t>
+      </w:r>
+      <w:proofErr w:type="gramEnd"/>
+      <w:r>
+        <w:rPr>
+          <w:color w:val="D99594" w:themeColor="accent2" w:themeTint="99"/>
+        </w:rPr>
+        <w:t>,rejected</w:t>
+      </w:r>
+      <w:proofErr w:type="spellEnd"/>
+      <w:r>
+        <w:rPr>
+          <w:color w:val="D99594" w:themeColor="accent2" w:themeTint="99"/>
+        </w:rPr>
+        <w:t>)</w:t>
+      </w:r>
+    </w:p>
+    <w:p>
+      <w:pPr>
+        <w:pStyle w:val="ListParagraph"/>
+        <w:ind w:left="927" w:firstLine="0"/>
+        <w:jc w:val="left"/>
+        <w:rPr>
+          <w:color w:val="D99594" w:themeColor="accent2" w:themeTint="99"/>
+        </w:rPr>
+      </w:pPr>
+    </w:p>
+    <w:p>
+      <w:pPr>
+        <w:ind w:left="567" w:firstLine="0"/>
+        <w:jc w:val="left"/>
+        <w:rPr>
+          <w:color w:val="D99594" w:themeColor="accent2" w:themeTint="99"/>
+        </w:rPr>
+      </w:pPr>
+      <w:r>
+        <w:rPr>
+          <w:color w:val="D99594" w:themeColor="accent2" w:themeTint="99"/>
+        </w:rPr>
+        <w:t>Document Types</w:t>
+      </w:r>
+    </w:p>
+    <w:p>
+      <w:pPr>
+        <w:pStyle w:val="ListParagraph"/>
+        <w:numPr>
+          <w:ilvl w:val="0"/>
+          <w:numId w:val="4"/>
+        </w:numPr>
+        <w:jc w:val="left"/>
+        <w:rPr>
+          <w:color w:val="D99594" w:themeColor="accent2" w:themeTint="99"/>
+        </w:rPr>
+      </w:pPr>
+      <w:r>
+        <w:rPr>
+          <w:color w:val="D99594" w:themeColor="accent2" w:themeTint="99"/>
+        </w:rPr>
+        <w:t>Id</w:t>
+      </w:r>
+    </w:p>
+    <w:p>
+      <w:pPr>
+        <w:pStyle w:val="ListParagraph"/>
+        <w:numPr>
+          <w:ilvl w:val="0"/>
+          <w:numId w:val="4"/>
+        </w:numPr>
+        <w:jc w:val="left"/>
+        <w:rPr>
+          <w:color w:val="D99594" w:themeColor="accent2" w:themeTint="99"/>
+        </w:rPr>
+      </w:pPr>
+      <w:r>
+        <w:rPr>
+          <w:color w:val="D99594" w:themeColor="accent2" w:themeTint="99"/>
+        </w:rPr>
+        <w:t>Name</w:t>
+      </w:r>
+    </w:p>
+    <w:p>
+      <w:pPr>
+        <w:pStyle w:val="ListParagraph"/>
+        <w:numPr>
+          <w:ilvl w:val="0"/>
+          <w:numId w:val="4"/>
+        </w:numPr>
+        <w:jc w:val="left"/>
+        <w:rPr>
+          <w:color w:val="D99594" w:themeColor="accent2" w:themeTint="99"/>
+        </w:rPr>
+      </w:pPr>
+      <w:r>
+        <w:rPr>
+          <w:color w:val="D99594" w:themeColor="accent2" w:themeTint="99"/>
+        </w:rPr>
+        <w:t>Description</w:t>
+      </w:r>
+    </w:p>
+    <w:p>
+      <w:pPr>
+        <w:pStyle w:val="ListParagraph"/>
+        <w:numPr>
+          <w:ilvl w:val="0"/>
+          <w:numId w:val="4"/>
+        </w:numPr>
+        <w:jc w:val="left"/>
+        <w:rPr>
+          <w:color w:val="D99594" w:themeColor="accent2" w:themeTint="99"/>
+        </w:rPr>
+      </w:pPr>
+      <w:r>
+        <w:rPr>
+          <w:color w:val="D99594" w:themeColor="accent2" w:themeTint="99"/>
+        </w:rPr>
+        <w:t xml:space="preserve">Required for all </w:t>
+      </w:r>
+      <w:r>
+        <w:rPr>
+          <w:color w:val="D99594" w:themeColor="accent2" w:themeTint="99"/>
+        </w:rPr>
+        <w:t>(true/false)</w:t>
+      </w:r>
+    </w:p>
+    <w:p>
+      <w:pPr>
+        <w:pStyle w:val="ListParagraph"/>
+        <w:numPr>
+          <w:ilvl w:val="0"/>
+          <w:numId w:val="4"/>
+        </w:numPr>
+        <w:jc w:val="left"/>
+        <w:rPr>
+          <w:color w:val="D99594" w:themeColor="accent2" w:themeTint="99"/>
+        </w:rPr>
+      </w:pPr>
+      <w:proofErr w:type="spellStart"/>
+      <w:r>
+        <w:rPr>
+          <w:color w:val="D99594" w:themeColor="accent2" w:themeTint="99"/>
+        </w:rPr>
+        <w:t>Requiered</w:t>
+      </w:r>
+      <w:proofErr w:type="spellEnd"/>
+      <w:r>
+        <w:rPr>
+          <w:color w:val="D99594" w:themeColor="accent2" w:themeTint="99"/>
+        </w:rPr>
+        <w:t xml:space="preserve"> for </w:t>
+      </w:r>
+      <w:proofErr w:type="spellStart"/>
+      <w:r>
+        <w:rPr>
+          <w:color w:val="D99594" w:themeColor="accent2" w:themeTint="99"/>
+        </w:rPr>
+        <w:t>DepartementID</w:t>
+      </w:r>
+      <w:proofErr w:type="spellEnd"/>
+      <w:r>
+        <w:rPr>
+          <w:color w:val="D99594" w:themeColor="accent2" w:themeTint="99"/>
+        </w:rPr>
+        <w:t xml:space="preserve"> </w:t>
+      </w:r>
+    </w:p>
+    <w:p>
+      <w:pPr>
+        <w:jc w:val="left"/>
+        <w:rPr>
+          <w:color w:val="D99594" w:themeColor="accent2" w:themeTint="99"/>
+        </w:rPr>
+      </w:pPr>
+    </w:p>
+    <w:p>
+      <w:pPr>
+        <w:jc w:val="left"/>
+        <w:rPr>
+          <w:color w:val="D99594" w:themeColor="accent2" w:themeTint="99"/>
+        </w:rPr>
+      </w:pPr>
+      <w:r>
+        <w:rPr>
+          <w:color w:val="D99594" w:themeColor="accent2" w:themeTint="99"/>
+        </w:rPr>
+        <w:t>Events</w:t>
+      </w:r>
+    </w:p>
+    <w:p>
+      <w:pPr>
+        <w:pStyle w:val="ListParagraph"/>
+        <w:numPr>
+          <w:ilvl w:val="0"/>
+          <w:numId w:val="4"/>
+        </w:numPr>
+        <w:jc w:val="left"/>
+        <w:rPr>
+          <w:color w:val="D99594" w:themeColor="accent2" w:themeTint="99"/>
+        </w:rPr>
+      </w:pPr>
+      <w:r>
+        <w:rPr>
+          <w:color w:val="D99594" w:themeColor="accent2" w:themeTint="99"/>
+        </w:rPr>
+        <w:t>Id</w:t>
+      </w:r>
+    </w:p>
+    <w:p>
+      <w:pPr>
+        <w:pStyle w:val="ListParagraph"/>
+        <w:numPr>
+          <w:ilvl w:val="0"/>
+          <w:numId w:val="4"/>
+        </w:numPr>
+        <w:jc w:val="left"/>
+        <w:rPr>
+          <w:color w:val="D99594" w:themeColor="accent2" w:themeTint="99"/>
+        </w:rPr>
+      </w:pPr>
+      <w:r>
+        <w:rPr>
+          <w:color w:val="D99594" w:themeColor="accent2" w:themeTint="99"/>
+        </w:rPr>
+        <w:t>Title</w:t>
+      </w:r>
+    </w:p>
+    <w:p>
+      <w:pPr>
+        <w:pStyle w:val="ListParagraph"/>
+        <w:numPr>
+          <w:ilvl w:val="0"/>
+          <w:numId w:val="4"/>
+        </w:numPr>
+        <w:jc w:val="left"/>
+        <w:rPr>
+          <w:color w:val="D99594" w:themeColor="accent2" w:themeTint="99"/>
+        </w:rPr>
+      </w:pPr>
+      <w:r>
+        <w:rPr>
+          <w:color w:val="D99594" w:themeColor="accent2" w:themeTint="99"/>
+        </w:rPr>
+        <w:t>Starting time</w:t>
+      </w:r>
+    </w:p>
+    <w:p>
+      <w:pPr>
+        <w:pStyle w:val="ListParagraph"/>
+        <w:numPr>
+          <w:ilvl w:val="0"/>
+          <w:numId w:val="4"/>
+        </w:numPr>
+        <w:jc w:val="left"/>
+        <w:rPr>
+          <w:color w:val="D99594" w:themeColor="accent2" w:themeTint="99"/>
+        </w:rPr>
+      </w:pPr>
+      <w:r>
+        <w:rPr>
+          <w:color w:val="D99594" w:themeColor="accent2" w:themeTint="99"/>
+        </w:rPr>
+        <w:t>Ending time</w:t>
+      </w:r>
+    </w:p>
+    <w:p>
+      <w:pPr>
+        <w:pStyle w:val="ListParagraph"/>
+        <w:numPr>
+          <w:ilvl w:val="0"/>
+          <w:numId w:val="4"/>
+        </w:numPr>
+        <w:jc w:val="left"/>
+        <w:rPr>
+          <w:color w:val="D99594" w:themeColor="accent2" w:themeTint="99"/>
+        </w:rPr>
+      </w:pPr>
+      <w:r>
+        <w:rPr>
+          <w:color w:val="D99594" w:themeColor="accent2" w:themeTint="99"/>
+        </w:rPr>
         <w:t>D</w:t>
       </w:r>
       <w:r>
+        <w:rPr>
+          <w:color w:val="D99594" w:themeColor="accent2" w:themeTint="99"/>
+        </w:rPr>
+        <w:t>escription</w:t>
+      </w:r>
+    </w:p>
+    <w:p>
+      <w:pPr>
+        <w:pStyle w:val="ListParagraph"/>
+        <w:numPr>
+          <w:ilvl w:val="0"/>
+          <w:numId w:val="4"/>
+        </w:numPr>
+        <w:jc w:val="left"/>
+        <w:rPr>
+          <w:color w:val="D99594" w:themeColor="accent2" w:themeTint="99"/>
+        </w:rPr>
+      </w:pPr>
+      <w:r>
+        <w:rPr>
+          <w:color w:val="D99594" w:themeColor="accent2" w:themeTint="99"/>
+        </w:rPr>
+        <w:t xml:space="preserve">Event link </w:t>
+      </w:r>
+    </w:p>
+    <w:p>
+      <w:pPr>
+        <w:pStyle w:val="ListParagraph"/>
+        <w:numPr>
+          <w:ilvl w:val="0"/>
+          <w:numId w:val="4"/>
+        </w:numPr>
+        <w:jc w:val="left"/>
+        <w:rPr>
+          <w:color w:val="D99594" w:themeColor="accent2" w:themeTint="99"/>
+        </w:rPr>
+      </w:pPr>
+      <w:r>
+        <w:rPr>
+          <w:color w:val="D99594" w:themeColor="accent2" w:themeTint="99"/>
+        </w:rPr>
+        <w:t>Location</w:t>
+      </w:r>
+    </w:p>
+    <w:p>
+      <w:pPr>
+        <w:pStyle w:val="ListParagraph"/>
+        <w:numPr>
+          <w:ilvl w:val="0"/>
+          <w:numId w:val="4"/>
+        </w:numPr>
+        <w:jc w:val="left"/>
+        <w:rPr>
+          <w:color w:val="D99594" w:themeColor="accent2" w:themeTint="99"/>
+        </w:rPr>
+      </w:pPr>
+      <w:r>
+        <w:rPr>
+          <w:color w:val="D99594" w:themeColor="accent2" w:themeTint="99"/>
+        </w:rPr>
+        <w:t>Created By Account ID</w:t>
+      </w:r>
+    </w:p>
+    <w:p>
+      <w:pPr>
+        <w:pStyle w:val="ListParagraph"/>
+        <w:ind w:left="927" w:firstLine="0"/>
+        <w:jc w:val="left"/>
+        <w:rPr>
+          <w:color w:val="D99594" w:themeColor="accent2" w:themeTint="99"/>
+        </w:rPr>
+      </w:pPr>
+    </w:p>
+    <w:p>
+      <w:pPr>
+        <w:pStyle w:val="ListParagraph"/>
+        <w:ind w:left="927" w:firstLine="0"/>
+        <w:jc w:val="left"/>
+        <w:rPr>
+          <w:color w:val="D99594" w:themeColor="accent2" w:themeTint="99"/>
+        </w:rPr>
+      </w:pPr>
+    </w:p>
+    <w:p>
+      <w:pPr>
+        <w:jc w:val="left"/>
+        <w:rPr>
+          <w:color w:val="D99594" w:themeColor="accent2" w:themeTint="99"/>
+        </w:rPr>
+      </w:pPr>
+      <w:r>
+        <w:rPr>
+          <w:color w:val="D99594" w:themeColor="accent2" w:themeTint="99"/>
+        </w:rPr>
+        <w:t>Event Participants</w:t>
+      </w:r>
+    </w:p>
+    <w:p>
+      <w:pPr>
+        <w:pStyle w:val="ListParagraph"/>
+        <w:numPr>
+          <w:ilvl w:val="0"/>
+          <w:numId w:val="4"/>
+        </w:numPr>
+        <w:jc w:val="left"/>
+        <w:rPr>
+          <w:color w:val="D99594" w:themeColor="accent2" w:themeTint="99"/>
+        </w:rPr>
+      </w:pPr>
+      <w:r>
+        <w:rPr>
+          <w:color w:val="D99594" w:themeColor="accent2" w:themeTint="99"/>
+        </w:rPr>
+        <w:t>Id</w:t>
+      </w:r>
+    </w:p>
+    <w:p>
+      <w:pPr>
+        <w:pStyle w:val="ListParagraph"/>
+        <w:numPr>
+          <w:ilvl w:val="0"/>
+          <w:numId w:val="4"/>
+        </w:numPr>
+        <w:jc w:val="left"/>
+        <w:rPr>
+          <w:color w:val="D99594" w:themeColor="accent2" w:themeTint="99"/>
+        </w:rPr>
+      </w:pPr>
+      <w:proofErr w:type="spellStart"/>
+      <w:r>
+        <w:rPr>
+          <w:color w:val="D99594" w:themeColor="accent2" w:themeTint="99"/>
+        </w:rPr>
+        <w:t>EventID</w:t>
+      </w:r>
+      <w:proofErr w:type="spellEnd"/>
+    </w:p>
+    <w:p>
+      <w:pPr>
+        <w:pStyle w:val="ListParagraph"/>
+        <w:numPr>
+          <w:ilvl w:val="0"/>
+          <w:numId w:val="4"/>
+        </w:numPr>
+        <w:jc w:val="left"/>
+        <w:rPr>
+          <w:color w:val="D99594" w:themeColor="accent2" w:themeTint="99"/>
+        </w:rPr>
+      </w:pPr>
+      <w:proofErr w:type="spellStart"/>
+      <w:r>
+        <w:rPr>
+          <w:color w:val="D99594" w:themeColor="accent2" w:themeTint="99"/>
+        </w:rPr>
+        <w:t>AccountID</w:t>
+      </w:r>
+      <w:proofErr w:type="spellEnd"/>
+    </w:p>
+    <w:p>
+      <w:pPr>
+        <w:pStyle w:val="ListParagraph"/>
+        <w:numPr>
+          <w:ilvl w:val="0"/>
+          <w:numId w:val="4"/>
+        </w:numPr>
+        <w:jc w:val="left"/>
+        <w:rPr>
+          <w:color w:val="D99594" w:themeColor="accent2" w:themeTint="99"/>
+        </w:rPr>
+      </w:pPr>
+      <w:r>
+        <w:rPr>
+          <w:color w:val="D99594" w:themeColor="accent2" w:themeTint="99"/>
+        </w:rPr>
+        <w:t xml:space="preserve">Status (pending, </w:t>
+      </w:r>
+      <w:proofErr w:type="spellStart"/>
+      <w:proofErr w:type="gramStart"/>
+      <w:r>
+        <w:rPr>
+          <w:color w:val="D99594" w:themeColor="accent2" w:themeTint="99"/>
+        </w:rPr>
+        <w:t>accepted,declined</w:t>
+      </w:r>
+      <w:proofErr w:type="spellEnd"/>
+      <w:proofErr w:type="gramEnd"/>
+      <w:r>
+        <w:rPr>
+          <w:color w:val="D99594" w:themeColor="accent2" w:themeTint="99"/>
+        </w:rPr>
         <w:t>)</w:t>
       </w:r>
     </w:p>
     <w:p>
       <w:pPr>
         <w:jc w:val="left"/>
-      </w:pPr>
-    </w:p>
-    <w:p>
-      <w:pPr>
-        <w:jc w:val="left"/>
-      </w:pPr>
-    </w:p>
-    <w:p>
-      <w:pPr>
-        <w:jc w:val="left"/>
-      </w:pPr>
-    </w:p>
-    <w:p>
-      <w:pPr>
-        <w:jc w:val="left"/>
-      </w:pPr>
-    </w:p>
-    <w:p>
-      <w:pPr>
-        <w:jc w:val="left"/>
-      </w:pPr>
-    </w:p>
-    <w:p>
-      <w:pPr>
-        <w:jc w:val="left"/>
-      </w:pPr>
-      <w:r>
-        <w:t>Documents</w:t>
-      </w:r>
-    </w:p>
-    <w:p>
-      <w:pPr>
-        <w:pStyle w:val="ListParagraph"/>
-        <w:numPr>
-          <w:ilvl w:val="0"/>
-          <w:numId w:val="4"/>
-        </w:numPr>
-        <w:jc w:val="left"/>
-      </w:pPr>
-      <w:r>
+        <w:rPr>
+          <w:color w:val="D99594" w:themeColor="accent2" w:themeTint="99"/>
+        </w:rPr>
+      </w:pPr>
+    </w:p>
+    <w:p>
+      <w:pPr>
+        <w:jc w:val="left"/>
+        <w:rPr>
+          <w:color w:val="D99594" w:themeColor="accent2" w:themeTint="99"/>
+        </w:rPr>
+      </w:pPr>
+      <w:proofErr w:type="spellStart"/>
+      <w:r>
+        <w:rPr>
+          <w:color w:val="D99594" w:themeColor="accent2" w:themeTint="99"/>
+        </w:rPr>
+        <w:t>WorkSchedule</w:t>
+      </w:r>
+      <w:proofErr w:type="spellEnd"/>
+    </w:p>
+    <w:p>
+      <w:pPr>
+        <w:pStyle w:val="ListParagraph"/>
+        <w:numPr>
+          <w:ilvl w:val="0"/>
+          <w:numId w:val="5"/>
+        </w:numPr>
+        <w:jc w:val="left"/>
+        <w:rPr>
+          <w:color w:val="D99594" w:themeColor="accent2" w:themeTint="99"/>
+        </w:rPr>
+      </w:pPr>
+      <w:r>
+        <w:rPr>
+          <w:color w:val="D99594" w:themeColor="accent2" w:themeTint="99"/>
+        </w:rPr>
         <w:t>Id</w:t>
       </w:r>
     </w:p>
@@ -873,352 +1914,21 @@
         <w:pStyle w:val="ListParagraph"/>
         <w:numPr>
           <w:ilvl w:val="0"/>
-          <w:numId w:val="4"/>
-        </w:numPr>
-        <w:jc w:val="left"/>
-      </w:pPr>
-      <w:r>
+          <w:numId w:val="5"/>
+        </w:numPr>
+        <w:jc w:val="left"/>
+        <w:rPr>
+          <w:color w:val="D99594" w:themeColor="accent2" w:themeTint="99"/>
+        </w:rPr>
+      </w:pPr>
+      <w:proofErr w:type="spellStart"/>
+      <w:r>
+        <w:rPr>
+          <w:color w:val="D99594" w:themeColor="accent2" w:themeTint="99"/>
+        </w:rPr>
         <w:t>AccountID</w:t>
       </w:r>
-    </w:p>
-    <w:p>
-      <w:pPr>
-        <w:pStyle w:val="ListParagraph"/>
-        <w:numPr>
-          <w:ilvl w:val="0"/>
-          <w:numId w:val="4"/>
-        </w:numPr>
-        <w:jc w:val="left"/>
-      </w:pPr>
-      <w:r>
-        <w:t>Document Type</w:t>
-      </w:r>
-      <w:r>
-        <w:t>ID</w:t>
-      </w:r>
-    </w:p>
-    <w:p>
-      <w:pPr>
-        <w:pStyle w:val="ListParagraph"/>
-        <w:numPr>
-          <w:ilvl w:val="0"/>
-          <w:numId w:val="4"/>
-        </w:numPr>
-        <w:jc w:val="left"/>
-      </w:pPr>
-      <w:r>
-        <w:t>File url</w:t>
-      </w:r>
-    </w:p>
-    <w:p>
-      <w:pPr>
-        <w:pStyle w:val="ListParagraph"/>
-        <w:numPr>
-          <w:ilvl w:val="0"/>
-          <w:numId w:val="4"/>
-        </w:numPr>
-        <w:jc w:val="left"/>
-      </w:pPr>
-      <w:r>
-        <w:t>Status (</w:t>
-      </w:r>
-      <w:r>
-        <w:t>missing, submitted,approved,rejected)</w:t>
-      </w:r>
-    </w:p>
-    <w:p>
-      <w:pPr>
-        <w:pStyle w:val="ListParagraph"/>
-        <w:ind w:left="927" w:firstLine="0"/>
-        <w:jc w:val="left"/>
-      </w:pPr>
-    </w:p>
-    <w:p>
-      <w:pPr>
-        <w:ind w:left="567" w:firstLine="0"/>
-        <w:jc w:val="left"/>
-      </w:pPr>
-      <w:r>
-        <w:t>Document Types</w:t>
-      </w:r>
-    </w:p>
-    <w:p>
-      <w:pPr>
-        <w:pStyle w:val="ListParagraph"/>
-        <w:numPr>
-          <w:ilvl w:val="0"/>
-          <w:numId w:val="4"/>
-        </w:numPr>
-        <w:jc w:val="left"/>
-      </w:pPr>
-      <w:r>
-        <w:t>Id</w:t>
-      </w:r>
-    </w:p>
-    <w:p>
-      <w:pPr>
-        <w:pStyle w:val="ListParagraph"/>
-        <w:numPr>
-          <w:ilvl w:val="0"/>
-          <w:numId w:val="4"/>
-        </w:numPr>
-        <w:jc w:val="left"/>
-      </w:pPr>
-      <w:r>
-        <w:t>Name</w:t>
-      </w:r>
-    </w:p>
-    <w:p>
-      <w:pPr>
-        <w:pStyle w:val="ListParagraph"/>
-        <w:numPr>
-          <w:ilvl w:val="0"/>
-          <w:numId w:val="4"/>
-        </w:numPr>
-        <w:jc w:val="left"/>
-      </w:pPr>
-      <w:r>
-        <w:t>Description</w:t>
-      </w:r>
-    </w:p>
-    <w:p>
-      <w:pPr>
-        <w:pStyle w:val="ListParagraph"/>
-        <w:numPr>
-          <w:ilvl w:val="0"/>
-          <w:numId w:val="4"/>
-        </w:numPr>
-        <w:jc w:val="left"/>
-      </w:pPr>
-      <w:r>
-        <w:t xml:space="preserve">Required for all </w:t>
-      </w:r>
-      <w:r>
-        <w:t>(true/false)</w:t>
-      </w:r>
-    </w:p>
-    <w:p>
-      <w:pPr>
-        <w:pStyle w:val="ListParagraph"/>
-        <w:numPr>
-          <w:ilvl w:val="0"/>
-          <w:numId w:val="4"/>
-        </w:numPr>
-        <w:jc w:val="left"/>
-      </w:pPr>
-      <w:r>
-        <w:t>Requiered for DepartementID</w:t>
-      </w:r>
-      <w:r>
-        <w:t xml:space="preserve"> </w:t>
-      </w:r>
-    </w:p>
-    <w:p>
-      <w:pPr>
-        <w:jc w:val="left"/>
-      </w:pPr>
-    </w:p>
-    <w:p>
-      <w:pPr>
-        <w:jc w:val="left"/>
-      </w:pPr>
-      <w:r>
-        <w:t>Events</w:t>
-      </w:r>
-    </w:p>
-    <w:p>
-      <w:pPr>
-        <w:pStyle w:val="ListParagraph"/>
-        <w:numPr>
-          <w:ilvl w:val="0"/>
-          <w:numId w:val="4"/>
-        </w:numPr>
-        <w:jc w:val="left"/>
-      </w:pPr>
-      <w:r>
-        <w:t>Id</w:t>
-      </w:r>
-    </w:p>
-    <w:p>
-      <w:pPr>
-        <w:pStyle w:val="ListParagraph"/>
-        <w:numPr>
-          <w:ilvl w:val="0"/>
-          <w:numId w:val="4"/>
-        </w:numPr>
-        <w:jc w:val="left"/>
-      </w:pPr>
-      <w:r>
-        <w:t>Title</w:t>
-      </w:r>
-    </w:p>
-    <w:p>
-      <w:pPr>
-        <w:pStyle w:val="ListParagraph"/>
-        <w:numPr>
-          <w:ilvl w:val="0"/>
-          <w:numId w:val="4"/>
-        </w:numPr>
-        <w:jc w:val="left"/>
-      </w:pPr>
-      <w:r>
-        <w:t>Starting time</w:t>
-      </w:r>
-    </w:p>
-    <w:p>
-      <w:pPr>
-        <w:pStyle w:val="ListParagraph"/>
-        <w:numPr>
-          <w:ilvl w:val="0"/>
-          <w:numId w:val="4"/>
-        </w:numPr>
-        <w:jc w:val="left"/>
-      </w:pPr>
-      <w:r>
-        <w:t>Ending time</w:t>
-      </w:r>
-    </w:p>
-    <w:p>
-      <w:pPr>
-        <w:pStyle w:val="ListParagraph"/>
-        <w:numPr>
-          <w:ilvl w:val="0"/>
-          <w:numId w:val="4"/>
-        </w:numPr>
-        <w:jc w:val="left"/>
-      </w:pPr>
-      <w:r>
-        <w:t>D</w:t>
-      </w:r>
-      <w:r>
-        <w:t>escription</w:t>
-      </w:r>
-    </w:p>
-    <w:p>
-      <w:pPr>
-        <w:pStyle w:val="ListParagraph"/>
-        <w:numPr>
-          <w:ilvl w:val="0"/>
-          <w:numId w:val="4"/>
-        </w:numPr>
-        <w:jc w:val="left"/>
-      </w:pPr>
-      <w:r>
-        <w:t xml:space="preserve">Event link </w:t>
-      </w:r>
-    </w:p>
-    <w:p>
-      <w:pPr>
-        <w:pStyle w:val="ListParagraph"/>
-        <w:numPr>
-          <w:ilvl w:val="0"/>
-          <w:numId w:val="4"/>
-        </w:numPr>
-        <w:jc w:val="left"/>
-      </w:pPr>
-      <w:r>
-        <w:t>Location</w:t>
-      </w:r>
-    </w:p>
-    <w:p>
-      <w:pPr>
-        <w:pStyle w:val="ListParagraph"/>
-        <w:numPr>
-          <w:ilvl w:val="0"/>
-          <w:numId w:val="4"/>
-        </w:numPr>
-        <w:jc w:val="left"/>
-      </w:pPr>
-      <w:r>
-        <w:t>Created By Account ID</w:t>
-      </w:r>
-    </w:p>
-    <w:p>
-      <w:pPr>
-        <w:pStyle w:val="ListParagraph"/>
-        <w:ind w:left="927" w:firstLine="0"/>
-        <w:jc w:val="left"/>
-      </w:pPr>
-    </w:p>
-    <w:p>
-      <w:pPr>
-        <w:pStyle w:val="ListParagraph"/>
-        <w:ind w:left="927" w:firstLine="0"/>
-        <w:jc w:val="left"/>
-      </w:pPr>
-    </w:p>
-    <w:p>
-      <w:pPr>
-        <w:jc w:val="left"/>
-      </w:pPr>
-      <w:r>
-        <w:t>Event Participants</w:t>
-      </w:r>
-    </w:p>
-    <w:p>
-      <w:pPr>
-        <w:pStyle w:val="ListParagraph"/>
-        <w:numPr>
-          <w:ilvl w:val="0"/>
-          <w:numId w:val="4"/>
-        </w:numPr>
-        <w:jc w:val="left"/>
-      </w:pPr>
-      <w:r>
-        <w:t>Id</w:t>
-      </w:r>
-    </w:p>
-    <w:p>
-      <w:pPr>
-        <w:pStyle w:val="ListParagraph"/>
-        <w:numPr>
-          <w:ilvl w:val="0"/>
-          <w:numId w:val="4"/>
-        </w:numPr>
-        <w:jc w:val="left"/>
-      </w:pPr>
-      <w:r>
-        <w:t>EventID</w:t>
-      </w:r>
-    </w:p>
-    <w:p>
-      <w:pPr>
-        <w:pStyle w:val="ListParagraph"/>
-        <w:numPr>
-          <w:ilvl w:val="0"/>
-          <w:numId w:val="4"/>
-        </w:numPr>
-        <w:jc w:val="left"/>
-      </w:pPr>
-      <w:r>
-        <w:t>AccountID</w:t>
-      </w:r>
-    </w:p>
-    <w:p>
-      <w:pPr>
-        <w:pStyle w:val="ListParagraph"/>
-        <w:numPr>
-          <w:ilvl w:val="0"/>
-          <w:numId w:val="4"/>
-        </w:numPr>
-        <w:jc w:val="left"/>
-      </w:pPr>
-      <w:r>
-        <w:t>Status (pending, accepted,declined)</w:t>
-      </w:r>
-    </w:p>
-    <w:p>
-      <w:pPr>
-        <w:jc w:val="left"/>
-      </w:pPr>
-    </w:p>
-    <w:p>
-      <w:pPr>
-        <w:jc w:val="left"/>
-      </w:pPr>
-      <w:r>
-        <w:t>WorkSchedule</w:t>
-      </w:r>
+      <w:proofErr w:type="spellEnd"/>
     </w:p>
     <w:p>
       <w:pPr>
@@ -1228,9 +1938,15 @@
           <w:numId w:val="5"/>
         </w:numPr>
         <w:jc w:val="left"/>
-      </w:pPr>
-      <w:r>
-        <w:t>Id</w:t>
+        <w:rPr>
+          <w:color w:val="D99594" w:themeColor="accent2" w:themeTint="99"/>
+        </w:rPr>
+      </w:pPr>
+      <w:r>
+        <w:rPr>
+          <w:color w:val="D99594" w:themeColor="accent2" w:themeTint="99"/>
+        </w:rPr>
+        <w:t>Date</w:t>
       </w:r>
     </w:p>
     <w:p>
@@ -1241,40 +1957,22 @@
           <w:numId w:val="5"/>
         </w:numPr>
         <w:jc w:val="left"/>
-      </w:pPr>
-      <w:r>
-        <w:t>AccountI</w:t>
-      </w:r>
-      <w:r>
-        <w:t>D</w:t>
-      </w:r>
-    </w:p>
-    <w:p>
-      <w:pPr>
-        <w:pStyle w:val="ListParagraph"/>
-        <w:numPr>
-          <w:ilvl w:val="0"/>
-          <w:numId w:val="5"/>
-        </w:numPr>
-        <w:jc w:val="left"/>
-      </w:pPr>
-      <w:r>
-        <w:t>Date</w:t>
-      </w:r>
-    </w:p>
-    <w:p>
-      <w:pPr>
-        <w:pStyle w:val="ListParagraph"/>
-        <w:numPr>
-          <w:ilvl w:val="0"/>
-          <w:numId w:val="5"/>
-        </w:numPr>
-        <w:jc w:val="left"/>
-      </w:pPr>
-      <w:r>
+        <w:rPr>
+          <w:color w:val="D99594" w:themeColor="accent2" w:themeTint="99"/>
+        </w:rPr>
+      </w:pPr>
+      <w:proofErr w:type="spellStart"/>
+      <w:r>
+        <w:rPr>
+          <w:color w:val="D99594" w:themeColor="accent2" w:themeTint="99"/>
+        </w:rPr>
         <w:t>WorkMode</w:t>
       </w:r>
-      <w:r>
+      <w:proofErr w:type="spellEnd"/>
+      <w:r>
+        <w:rPr>
+          <w:color w:val="D99594" w:themeColor="accent2" w:themeTint="99"/>
+        </w:rPr>
         <w:t xml:space="preserve"> (office/remote/absent)</w:t>
       </w:r>
     </w:p>
@@ -1282,22 +1980,34 @@
       <w:pPr>
         <w:ind w:firstLine="0"/>
         <w:jc w:val="left"/>
+        <w:rPr>
+          <w:color w:val="D99594" w:themeColor="accent2" w:themeTint="99"/>
+        </w:rPr>
       </w:pPr>
     </w:p>
     <w:p>
       <w:pPr>
         <w:ind w:firstLine="0"/>
         <w:jc w:val="left"/>
-      </w:pPr>
-    </w:p>
-    <w:p>
-      <w:pPr>
-        <w:jc w:val="left"/>
-      </w:pPr>
-    </w:p>
-    <w:p>
-      <w:pPr>
-        <w:jc w:val="left"/>
+        <w:rPr>
+          <w:color w:val="D99594" w:themeColor="accent2" w:themeTint="99"/>
+        </w:rPr>
+      </w:pPr>
+    </w:p>
+    <w:p>
+      <w:pPr>
+        <w:jc w:val="left"/>
+        <w:rPr>
+          <w:color w:val="D99594" w:themeColor="accent2" w:themeTint="99"/>
+        </w:rPr>
+      </w:pPr>
+    </w:p>
+    <w:p>
+      <w:pPr>
+        <w:jc w:val="left"/>
+        <w:rPr>
+          <w:color w:val="D99594" w:themeColor="accent2" w:themeTint="99"/>
+        </w:rPr>
       </w:pPr>
     </w:p>
     <w:p>
@@ -3226,23 +3936,6 @@
 </file>
 
 <file path=customXml/item1.xml><?xml version="1.0" encoding="utf-8"?>
-<p:properties xmlns:p="http://schemas.microsoft.com/office/2006/metadata/properties" xmlns:xsi="http://www.w3.org/2001/XMLSchema-instance" xmlns:pc="http://schemas.microsoft.com/office/infopath/2007/PartnerControls">
-  <documentManagement>
-    <_activity xmlns="13481782-c666-4047-88ec-c53a38ce09ad" xsi:nil="true"/>
-  </documentManagement>
-</p:properties>
-</file>
-
-<file path=customXml/item2.xml><?xml version="1.0" encoding="utf-8"?>
-<?mso-contentType ?>
-<FormTemplates xmlns="http://schemas.microsoft.com/sharepoint/v3/contenttype/forms">
-  <Display>DocumentLibraryForm</Display>
-  <Edit>DocumentLibraryForm</Edit>
-  <New>DocumentLibraryForm</New>
-</FormTemplates>
-</file>
-
-<file path=customXml/item3.xml><?xml version="1.0" encoding="utf-8"?>
 <ct:contentTypeSchema xmlns:ct="http://schemas.microsoft.com/office/2006/metadata/contentType" xmlns:ma="http://schemas.microsoft.com/office/2006/metadata/properties/metaAttributes" ct:_="" ma:_="" ma:contentTypeName="Document" ma:contentTypeID="0x010100AF3B31324CCBFD42B89D1554C9D61F6A" ma:contentTypeVersion="5" ma:contentTypeDescription="Create a new document." ma:contentTypeScope="" ma:versionID="2ee417218ce1c483db4e0462d73430fa">
   <xsd:schema xmlns:xsd="http://www.w3.org/2001/XMLSchema" xmlns:xs="http://www.w3.org/2001/XMLSchema" xmlns:p="http://schemas.microsoft.com/office/2006/metadata/properties" xmlns:ns3="13481782-c666-4047-88ec-c53a38ce09ad" targetNamespace="http://schemas.microsoft.com/office/2006/metadata/properties" ma:root="true" ma:fieldsID="a4f09ccec1af6c0b45019465d163ba57" ns3:_="">
     <xsd:import namespace="13481782-c666-4047-88ec-c53a38ce09ad"/>
@@ -3392,25 +4085,24 @@
 </ct:contentTypeSchema>
 </file>
 
-<file path=customXml/itemProps1.xml><?xml version="1.0" encoding="utf-8"?>
-<ds:datastoreItem xmlns:ds="http://schemas.openxmlformats.org/officeDocument/2006/customXml" ds:itemID="{E619A029-C9C7-43D1-A7E1-803789CC27F4}">
-  <ds:schemaRefs>
-    <ds:schemaRef ds:uri="http://schemas.microsoft.com/office/2006/metadata/properties"/>
-    <ds:schemaRef ds:uri="http://schemas.microsoft.com/office/infopath/2007/PartnerControls"/>
-    <ds:schemaRef ds:uri="13481782-c666-4047-88ec-c53a38ce09ad"/>
-  </ds:schemaRefs>
-</ds:datastoreItem>
+<file path=customXml/item2.xml><?xml version="1.0" encoding="utf-8"?>
+<?mso-contentType ?>
+<FormTemplates xmlns="http://schemas.microsoft.com/sharepoint/v3/contenttype/forms">
+  <Display>DocumentLibraryForm</Display>
+  <Edit>DocumentLibraryForm</Edit>
+  <New>DocumentLibraryForm</New>
+</FormTemplates>
 </file>
 
-<file path=customXml/itemProps2.xml><?xml version="1.0" encoding="utf-8"?>
-<ds:datastoreItem xmlns:ds="http://schemas.openxmlformats.org/officeDocument/2006/customXml" ds:itemID="{4F6F13CA-C698-4939-A141-8FA6632382D8}">
-  <ds:schemaRefs>
-    <ds:schemaRef ds:uri="http://schemas.microsoft.com/sharepoint/v3/contenttype/forms"/>
-  </ds:schemaRefs>
-</ds:datastoreItem>
+<file path=customXml/item3.xml><?xml version="1.0" encoding="utf-8"?>
+<p:properties xmlns:p="http://schemas.microsoft.com/office/2006/metadata/properties" xmlns:xsi="http://www.w3.org/2001/XMLSchema-instance" xmlns:pc="http://schemas.microsoft.com/office/infopath/2007/PartnerControls">
+  <documentManagement>
+    <_activity xmlns="13481782-c666-4047-88ec-c53a38ce09ad" xsi:nil="true"/>
+  </documentManagement>
+</p:properties>
 </file>
 
-<file path=customXml/itemProps3.xml><?xml version="1.0" encoding="utf-8"?>
+<file path=customXml/itemProps1.xml><?xml version="1.0" encoding="utf-8"?>
 <ds:datastoreItem xmlns:ds="http://schemas.openxmlformats.org/officeDocument/2006/customXml" ds:itemID="{B425C594-0E88-4213-ABBD-9A406AEC6CA0}">
   <ds:schemaRefs>
     <ds:schemaRef ds:uri="http://schemas.microsoft.com/office/2006/metadata/contentType"/>
@@ -3426,4 +4118,22 @@
     <ds:schemaRef ds:uri="http://schemas.microsoft.com/internal/obd"/>
   </ds:schemaRefs>
 </ds:datastoreItem>
+</file>
+
+<file path=customXml/itemProps2.xml><?xml version="1.0" encoding="utf-8"?>
+<ds:datastoreItem xmlns:ds="http://schemas.openxmlformats.org/officeDocument/2006/customXml" ds:itemID="{4F6F13CA-C698-4939-A141-8FA6632382D8}">
+  <ds:schemaRefs>
+    <ds:schemaRef ds:uri="http://schemas.microsoft.com/sharepoint/v3/contenttype/forms"/>
+  </ds:schemaRefs>
+</ds:datastoreItem>
+</file>
+
+<file path=customXml/itemProps3.xml><?xml version="1.0" encoding="utf-8"?>
+<ds:datastoreItem xmlns:ds="http://schemas.openxmlformats.org/officeDocument/2006/customXml" ds:itemID="{E619A029-C9C7-43D1-A7E1-803789CC27F4}">
+  <ds:schemaRefs>
+    <ds:schemaRef ds:uri="http://schemas.microsoft.com/office/2006/metadata/properties"/>
+    <ds:schemaRef ds:uri="http://schemas.microsoft.com/office/infopath/2007/PartnerControls"/>
+    <ds:schemaRef ds:uri="13481782-c666-4047-88ec-c53a38ce09ad"/>
+  </ds:schemaRefs>
+</ds:datastoreItem>
 </file>